--- a/CV_Lucas_Bellini.docx
+++ b/CV_Lucas_Bellini.docx
@@ -1,6 +1,6 @@
 
 <file path=word/document.xml><?xml version="1.0" encoding="utf-8"?>
-<w:document xmlns:wpc="http://schemas.microsoft.com/office/word/2010/wordprocessingCanvas" xmlns:cx="http://schemas.microsoft.com/office/drawing/2014/chartex" xmlns:cx1="http://schemas.microsoft.com/office/drawing/2015/9/8/chartex" xmlns:cx2="http://schemas.microsoft.com/office/drawing/2015/10/21/chartex" xmlns:cx3="http://schemas.microsoft.com/office/drawing/2016/5/9/chartex" xmlns:cx4="http://schemas.microsoft.com/office/drawing/2016/5/10/chartex" xmlns:cx5="http://schemas.microsoft.com/office/drawing/2016/5/11/chartex" xmlns:cx6="http://schemas.microsoft.com/office/drawing/2016/5/12/chartex" xmlns:cx7="http://schemas.microsoft.com/office/drawing/2016/5/13/chartex" xmlns:cx8="http://schemas.microsoft.com/office/drawing/2016/5/14/chartex" xmlns:mc="http://schemas.openxmlformats.org/markup-compatibility/2006" xmlns:aink="http://schemas.microsoft.com/office/drawing/2016/ink" xmlns:am3d="http://schemas.microsoft.com/office/drawing/2017/model3d" xmlns:o="urn:schemas-microsoft-com:office:office" xmlns:oel="http://schemas.microsoft.com/office/2019/extlst" xmlns:r="http://schemas.openxmlformats.org/officeDocument/2006/relationships" xmlns:m="http://schemas.openxmlformats.org/officeDocument/2006/math" xmlns:v="urn:schemas-microsoft-com:vml" xmlns:wp14="http://schemas.microsoft.com/office/word/2010/wordprocessingDrawing" xmlns:wp="http://schemas.openxmlformats.org/drawingml/2006/wordprocessingDrawing" xmlns:w10="urn:schemas-microsoft-com:office:word" xmlns:w="http://schemas.openxmlformats.org/wordprocessingml/2006/main" xmlns:w14="http://schemas.microsoft.com/office/word/2010/wordml" xmlns:w15="http://schemas.microsoft.com/office/word/2012/wordml" xmlns:w16cex="http://schemas.microsoft.com/office/word/2018/wordml/cex" xmlns:w16cid="http://schemas.microsoft.com/office/word/2016/wordml/cid" xmlns:w16="http://schemas.microsoft.com/office/word/2018/wordml" xmlns:w16du="http://schemas.microsoft.com/office/word/2023/wordml/word16du" xmlns:w16sdtdh="http://schemas.microsoft.com/office/word/2020/wordml/sdtdatahash" xmlns:w16se="http://schemas.microsoft.com/office/word/2015/wordml/symex" xmlns:wpg="http://schemas.microsoft.com/office/word/2010/wordprocessingGroup" xmlns:wpi="http://schemas.microsoft.com/office/word/2010/wordprocessingInk" xmlns:wne="http://schemas.microsoft.com/office/word/2006/wordml" xmlns:wps="http://schemas.microsoft.com/office/word/2010/wordprocessingShape" mc:Ignorable="w14 w15 w16se w16cid w16 w16cex w16sdtdh w16du wp14">
+<w:document xmlns:wpc="http://schemas.microsoft.com/office/word/2010/wordprocessingCanvas" xmlns:cx="http://schemas.microsoft.com/office/drawing/2014/chartex" xmlns:cx1="http://schemas.microsoft.com/office/drawing/2015/9/8/chartex" xmlns:cx2="http://schemas.microsoft.com/office/drawing/2015/10/21/chartex" xmlns:cx3="http://schemas.microsoft.com/office/drawing/2016/5/9/chartex" xmlns:cx4="http://schemas.microsoft.com/office/drawing/2016/5/10/chartex" xmlns:cx5="http://schemas.microsoft.com/office/drawing/2016/5/11/chartex" xmlns:cx6="http://schemas.microsoft.com/office/drawing/2016/5/12/chartex" xmlns:cx7="http://schemas.microsoft.com/office/drawing/2016/5/13/chartex" xmlns:cx8="http://schemas.microsoft.com/office/drawing/2016/5/14/chartex" xmlns:mc="http://schemas.openxmlformats.org/markup-compatibility/2006" xmlns:aink="http://schemas.microsoft.com/office/drawing/2016/ink" xmlns:am3d="http://schemas.microsoft.com/office/drawing/2017/model3d" xmlns:o="urn:schemas-microsoft-com:office:office" xmlns:oel="http://schemas.microsoft.com/office/2019/extlst" xmlns:r="http://schemas.openxmlformats.org/officeDocument/2006/relationships" xmlns:m="http://schemas.openxmlformats.org/officeDocument/2006/math" xmlns:v="urn:schemas-microsoft-com:vml" xmlns:wp14="http://schemas.microsoft.com/office/word/2010/wordprocessingDrawing" xmlns:wp="http://schemas.openxmlformats.org/drawingml/2006/wordprocessingDrawing" xmlns:w10="urn:schemas-microsoft-com:office:word" xmlns:w="http://schemas.openxmlformats.org/wordprocessingml/2006/main" xmlns:w14="http://schemas.microsoft.com/office/word/2010/wordml" xmlns:w15="http://schemas.microsoft.com/office/word/2012/wordml" xmlns:w16cex="http://schemas.microsoft.com/office/word/2018/wordml/cex" xmlns:w16cid="http://schemas.microsoft.com/office/word/2016/wordml/cid" xmlns:w16="http://schemas.microsoft.com/office/word/2018/wordml" xmlns:w16du="http://schemas.microsoft.com/office/word/2023/wordml/word16du" xmlns:w16sdtdh="http://schemas.microsoft.com/office/word/2020/wordml/sdtdatahash" xmlns:w16sdtfl="http://schemas.microsoft.com/office/word/2024/wordml/sdtformatlock" xmlns:w16se="http://schemas.microsoft.com/office/word/2015/wordml/symex" xmlns:wpg="http://schemas.microsoft.com/office/word/2010/wordprocessingGroup" xmlns:wpi="http://schemas.microsoft.com/office/word/2010/wordprocessingInk" xmlns:wne="http://schemas.microsoft.com/office/word/2006/wordml" xmlns:wps="http://schemas.microsoft.com/office/word/2010/wordprocessingShape" mc:Ignorable="w14 w15 w16se w16cid w16 w16cex w16sdtdh w16sdtfl w16du wp14">
   <w:body>
     <w:p>
       <w:pPr>
@@ -11,8 +11,6 @@
         </w:numPr>
         <w:spacing w:after="0"/>
         <w:rPr>
-          <w:sz w:val="20"/>
-          <w:szCs w:val="20"/>
           <w:lang w:val="pt-BR"/>
         </w:rPr>
       </w:pPr>
@@ -28,8 +26,8 @@
         <w:rPr>
           <w:b/>
           <w:bCs/>
-          <w:sz w:val="28"/>
-          <w:szCs w:val="28"/>
+          <w:sz w:val="32"/>
+          <w:szCs w:val="32"/>
           <w:lang w:val="pt-BR"/>
         </w:rPr>
       </w:pPr>
@@ -37,8 +35,8 @@
         <w:rPr>
           <w:b/>
           <w:bCs/>
-          <w:sz w:val="28"/>
-          <w:szCs w:val="28"/>
+          <w:sz w:val="32"/>
+          <w:szCs w:val="32"/>
           <w:lang w:val="pt-BR"/>
         </w:rPr>
         <w:t>LUCAS BELLINI</w:t>
@@ -53,14 +51,14 @@
         </w:numPr>
         <w:jc w:val="center"/>
         <w:rPr>
-          <w:sz w:val="18"/>
-          <w:szCs w:val="18"/>
+          <w:sz w:val="20"/>
+          <w:szCs w:val="20"/>
         </w:rPr>
       </w:pPr>
       <w:r>
         <w:rPr>
-          <w:sz w:val="18"/>
-          <w:szCs w:val="18"/>
+          <w:sz w:val="20"/>
+          <w:szCs w:val="20"/>
         </w:rPr>
         <w:t xml:space="preserve">São Paulo, SP | </w:t>
       </w:r>
@@ -68,32 +66,32 @@
         <w:rPr>
           <w:b/>
           <w:bCs/>
-          <w:sz w:val="18"/>
-          <w:szCs w:val="18"/>
+          <w:sz w:val="20"/>
+          <w:szCs w:val="20"/>
         </w:rPr>
         <w:t>E-mail</w:t>
       </w:r>
       <w:r>
         <w:rPr>
-          <w:sz w:val="18"/>
-          <w:szCs w:val="18"/>
+          <w:sz w:val="20"/>
+          <w:szCs w:val="20"/>
         </w:rPr>
         <w:t xml:space="preserve">:  </w:t>
       </w:r>
-      <w:hyperlink r:id="rId7" w:history="1">
+      <w:hyperlink r:id="rId8" w:history="1">
         <w:r>
           <w:rPr>
             <w:rStyle w:val="Hyperlink"/>
-            <w:sz w:val="18"/>
-            <w:szCs w:val="18"/>
+            <w:sz w:val="20"/>
+            <w:szCs w:val="20"/>
           </w:rPr>
           <w:t>lucas_bellini@hotmail.com.br</w:t>
         </w:r>
       </w:hyperlink>
       <w:r>
         <w:rPr>
-          <w:sz w:val="18"/>
-          <w:szCs w:val="18"/>
+          <w:sz w:val="20"/>
+          <w:szCs w:val="20"/>
         </w:rPr>
         <w:t xml:space="preserve"> | </w:t>
       </w:r>
@@ -101,32 +99,32 @@
         <w:rPr>
           <w:b/>
           <w:bCs/>
-          <w:sz w:val="18"/>
-          <w:szCs w:val="18"/>
+          <w:sz w:val="20"/>
+          <w:szCs w:val="20"/>
         </w:rPr>
         <w:t>GitHub</w:t>
       </w:r>
       <w:r>
         <w:rPr>
-          <w:sz w:val="18"/>
-          <w:szCs w:val="18"/>
+          <w:sz w:val="20"/>
+          <w:szCs w:val="20"/>
         </w:rPr>
         <w:t xml:space="preserve">: </w:t>
       </w:r>
-      <w:hyperlink r:id="rId8" w:history="1">
+      <w:hyperlink r:id="rId9" w:history="1">
         <w:r>
           <w:rPr>
             <w:rStyle w:val="Hyperlink"/>
-            <w:sz w:val="18"/>
-            <w:szCs w:val="18"/>
+            <w:sz w:val="20"/>
+            <w:szCs w:val="20"/>
           </w:rPr>
           <w:t>Lucas-Bellini</w:t>
         </w:r>
       </w:hyperlink>
       <w:r>
         <w:rPr>
-          <w:sz w:val="18"/>
-          <w:szCs w:val="18"/>
+          <w:sz w:val="20"/>
+          <w:szCs w:val="20"/>
         </w:rPr>
         <w:t xml:space="preserve"> | </w:t>
       </w:r>
@@ -134,15 +132,15 @@
         <w:rPr>
           <w:b/>
           <w:bCs/>
-          <w:sz w:val="18"/>
-          <w:szCs w:val="18"/>
+          <w:sz w:val="20"/>
+          <w:szCs w:val="20"/>
         </w:rPr>
         <w:t>Phone:</w:t>
       </w:r>
       <w:r>
         <w:rPr>
-          <w:sz w:val="18"/>
-          <w:szCs w:val="18"/>
+          <w:sz w:val="20"/>
+          <w:szCs w:val="20"/>
         </w:rPr>
         <w:t xml:space="preserve"> +55 1195197-9503</w:t>
       </w:r>
@@ -157,32 +155,32 @@
         <w:spacing w:after="0"/>
         <w:jc w:val="center"/>
         <w:rPr>
-          <w:sz w:val="18"/>
-          <w:szCs w:val="18"/>
+          <w:sz w:val="20"/>
+          <w:szCs w:val="20"/>
         </w:rPr>
       </w:pPr>
       <w:r>
         <w:rPr>
           <w:b/>
           <w:bCs/>
-          <w:sz w:val="18"/>
-          <w:szCs w:val="18"/>
+          <w:sz w:val="20"/>
+          <w:szCs w:val="20"/>
         </w:rPr>
         <w:t>LinkedIn</w:t>
       </w:r>
       <w:r>
         <w:rPr>
-          <w:sz w:val="18"/>
-          <w:szCs w:val="18"/>
+          <w:sz w:val="20"/>
+          <w:szCs w:val="20"/>
         </w:rPr>
         <w:t xml:space="preserve">: </w:t>
       </w:r>
-      <w:hyperlink r:id="rId9" w:history="1">
+      <w:hyperlink r:id="rId10" w:history="1">
         <w:r>
           <w:rPr>
             <w:rStyle w:val="Hyperlink"/>
-            <w:sz w:val="18"/>
-            <w:szCs w:val="18"/>
+            <w:sz w:val="20"/>
+            <w:szCs w:val="20"/>
           </w:rPr>
           <w:t>https://www.linkedin.com/in/lucasbellini</w:t>
         </w:r>
@@ -198,18 +196,14 @@
         <w:spacing w:after="0"/>
         <w:jc w:val="center"/>
         <w:rPr>
-          <w:sz w:val="20"/>
-          <w:szCs w:val="20"/>
           <w:lang w:val="pt-BR"/>
         </w:rPr>
       </w:pPr>
       <w:r>
         <w:rPr>
-          <w:sz w:val="20"/>
-          <w:szCs w:val="20"/>
           <w:lang w:val="pt-BR"/>
         </w:rPr>
-        <w:t>__________________________________________________________________________________________________________________________________________________</w:t>
+        <w:t>______________________________________________________________________________________________________________________________________</w:t>
       </w:r>
     </w:p>
     <w:p>
@@ -221,8 +215,6 @@
         </w:numPr>
         <w:jc w:val="center"/>
         <w:rPr>
-          <w:sz w:val="20"/>
-          <w:szCs w:val="20"/>
           <w:lang w:val="pt-BR"/>
         </w:rPr>
       </w:pPr>
@@ -238,8 +230,8 @@
         <w:rPr>
           <w:b/>
           <w:bCs/>
-          <w:sz w:val="28"/>
-          <w:szCs w:val="28"/>
+          <w:sz w:val="32"/>
+          <w:szCs w:val="32"/>
           <w:lang w:val="pt-BR"/>
         </w:rPr>
       </w:pPr>
@@ -247,8 +239,8 @@
         <w:rPr>
           <w:b/>
           <w:bCs/>
-          <w:sz w:val="28"/>
-          <w:szCs w:val="28"/>
+          <w:sz w:val="32"/>
+          <w:szCs w:val="32"/>
           <w:lang w:val="pt-BR"/>
         </w:rPr>
         <w:t>CIENTISTA DE DADOS</w:t>
@@ -264,19 +256,105 @@
         <w:jc w:val="both"/>
         <w:rPr>
           <w:color w:val="262626" w:themeColor="text1" w:themeTint="D9"/>
-          <w:sz w:val="20"/>
-          <w:szCs w:val="20"/>
-          <w:lang w:val="pt-BR"/>
         </w:rPr>
       </w:pPr>
       <w:r>
         <w:rPr>
           <w:color w:val="262626" w:themeColor="text1" w:themeTint="D9"/>
-          <w:sz w:val="20"/>
-          <w:szCs w:val="20"/>
           <w:lang w:val="pt-BR"/>
         </w:rPr>
-        <w:t>Policial Militar experiente em São Paulo com sólida base em Ciência de Dados. A formação acadêmica inclui graduação em Gestão Financeira, estudos em andamento em Ciência de Dados pela Faculdade Descomplica e MBA em Ciência de Dados para Negócios pela PUCRS, com especialização em Inteligência Artificial, Ciência de Dados e Big Data. Proficiência avançada em Microsoft Excel, Planilhas Google, Power Query e Power BI. Hábil em Python e SQL, com experiência prática em MySQL, DBeaver, Microsoft Access e BigQuery. Experiência na condução de análises estatísticas detalhadas e no gerenciamento eficaz de grandes volumes de dados.</w:t>
+        <w:t xml:space="preserve">Policial Militar experiente no Estado de São Paulo, com sólida formação em Ciência de Dados e forte atuação prática no desenvolvimento de sistemas voltados à segurança pública. Autor do BELLUM – um sistema logístico bélico desenvolvido com Next.js, </w:t>
+      </w:r>
+      <w:proofErr w:type="spellStart"/>
+      <w:r>
+        <w:rPr>
+          <w:color w:val="262626" w:themeColor="text1" w:themeTint="D9"/>
+          <w:lang w:val="pt-BR"/>
+        </w:rPr>
+        <w:t>React</w:t>
+      </w:r>
+      <w:proofErr w:type="spellEnd"/>
+      <w:r>
+        <w:rPr>
+          <w:color w:val="262626" w:themeColor="text1" w:themeTint="D9"/>
+          <w:lang w:val="pt-BR"/>
+        </w:rPr>
+        <w:t xml:space="preserve">, </w:t>
+      </w:r>
+      <w:proofErr w:type="spellStart"/>
+      <w:r>
+        <w:rPr>
+          <w:color w:val="262626" w:themeColor="text1" w:themeTint="D9"/>
+          <w:lang w:val="pt-BR"/>
+        </w:rPr>
+        <w:t>TypeScript</w:t>
+      </w:r>
+      <w:proofErr w:type="spellEnd"/>
+      <w:r>
+        <w:rPr>
+          <w:color w:val="262626" w:themeColor="text1" w:themeTint="D9"/>
+          <w:lang w:val="pt-BR"/>
+        </w:rPr>
+        <w:t xml:space="preserve"> e </w:t>
+      </w:r>
+      <w:proofErr w:type="spellStart"/>
+      <w:r>
+        <w:rPr>
+          <w:color w:val="262626" w:themeColor="text1" w:themeTint="D9"/>
+          <w:lang w:val="pt-BR"/>
+        </w:rPr>
+        <w:t>Supabase</w:t>
+      </w:r>
+      <w:proofErr w:type="spellEnd"/>
+      <w:r>
+        <w:rPr>
+          <w:color w:val="262626" w:themeColor="text1" w:themeTint="D9"/>
+          <w:lang w:val="pt-BR"/>
+        </w:rPr>
+        <w:t xml:space="preserve">, integrado a banco de dados PostgreSQL e hospedado via </w:t>
+      </w:r>
+      <w:proofErr w:type="spellStart"/>
+      <w:r>
+        <w:rPr>
+          <w:color w:val="262626" w:themeColor="text1" w:themeTint="D9"/>
+          <w:lang w:val="pt-BR"/>
+        </w:rPr>
+        <w:t>Vercel</w:t>
+      </w:r>
+      <w:proofErr w:type="spellEnd"/>
+      <w:r>
+        <w:rPr>
+          <w:color w:val="262626" w:themeColor="text1" w:themeTint="D9"/>
+          <w:lang w:val="pt-BR"/>
+        </w:rPr>
+        <w:t xml:space="preserve">. O sistema </w:t>
+      </w:r>
+      <w:r>
+        <w:rPr>
+          <w:color w:val="262626" w:themeColor="text1" w:themeTint="D9"/>
+        </w:rPr>
+        <w:t>reduziu em 70% o tempo de conferência e inventário de armas, coletes e munições, permitindo rastreabilidade total e auditoria em tempo real</w:t>
+      </w:r>
+      <w:r>
+        <w:rPr>
+          <w:color w:val="262626" w:themeColor="text1" w:themeTint="D9"/>
+          <w:lang w:val="pt-BR"/>
+        </w:rPr>
+        <w:t>.</w:t>
+      </w:r>
+      <w:r>
+        <w:rPr>
+          <w:color w:val="262626" w:themeColor="text1" w:themeTint="D9"/>
+          <w:lang w:val="pt-BR"/>
+        </w:rPr>
+        <w:t xml:space="preserve"> </w:t>
+      </w:r>
+      <w:r>
+        <w:rPr>
+          <w:color w:val="262626" w:themeColor="text1" w:themeTint="D9"/>
+          <w:lang w:val="pt-BR"/>
+        </w:rPr>
+        <w:t>Busco oportunidades que valorizem inovação, eficiência operacional e a aplicação prática de dados na resolução de problemas reais.</w:t>
       </w:r>
     </w:p>
     <w:p>
@@ -289,8 +367,59 @@
         <w:jc w:val="both"/>
         <w:rPr>
           <w:color w:val="262626" w:themeColor="text1" w:themeTint="D9"/>
-          <w:sz w:val="20"/>
-          <w:szCs w:val="20"/>
+          <w:lang w:val="pt-BR"/>
+        </w:rPr>
+      </w:pPr>
+      <w:r>
+        <w:rPr>
+          <w:color w:val="262626" w:themeColor="text1" w:themeTint="D9"/>
+          <w:lang w:val="pt-BR"/>
+        </w:rPr>
+        <w:t xml:space="preserve">Formação acadêmica inclui graduação em Gestão Financeira, graduação em andamento em Ciência de Dados pela Faculdade Descomplica e MBA pela PUCRS com ênfase em Inteligência Artificial, Big Data e Negócios. Possui proficiência em Python e SQL, com experiência prática em bancos como PostgreSQL, Access e </w:t>
+      </w:r>
+      <w:proofErr w:type="spellStart"/>
+      <w:r>
+        <w:rPr>
+          <w:color w:val="262626" w:themeColor="text1" w:themeTint="D9"/>
+          <w:lang w:val="pt-BR"/>
+        </w:rPr>
+        <w:t>BigQuery</w:t>
+      </w:r>
+      <w:proofErr w:type="spellEnd"/>
+      <w:r>
+        <w:rPr>
+          <w:color w:val="262626" w:themeColor="text1" w:themeTint="D9"/>
+          <w:lang w:val="pt-BR"/>
+        </w:rPr>
+        <w:t xml:space="preserve">, além de ampla fluência em análise de dados com Power BI, Microsoft Excel, Google </w:t>
+      </w:r>
+      <w:proofErr w:type="spellStart"/>
+      <w:r>
+        <w:rPr>
+          <w:color w:val="262626" w:themeColor="text1" w:themeTint="D9"/>
+          <w:lang w:val="pt-BR"/>
+        </w:rPr>
+        <w:t>Sheets</w:t>
+      </w:r>
+      <w:proofErr w:type="spellEnd"/>
+      <w:r>
+        <w:rPr>
+          <w:color w:val="262626" w:themeColor="text1" w:themeTint="D9"/>
+          <w:lang w:val="pt-BR"/>
+        </w:rPr>
+        <w:t xml:space="preserve"> e Power Query. Experiência em modelagem de sistemas, automação de processos e visualização interativa de dados.</w:t>
+      </w:r>
+    </w:p>
+    <w:p>
+      <w:pPr>
+        <w:pStyle w:val="Commarcadores"/>
+        <w:numPr>
+          <w:ilvl w:val="0"/>
+          <w:numId w:val="0"/>
+        </w:numPr>
+        <w:jc w:val="both"/>
+        <w:rPr>
+          <w:color w:val="262626" w:themeColor="text1" w:themeTint="D9"/>
           <w:lang w:val="pt-BR"/>
         </w:rPr>
       </w:pPr>
@@ -306,8 +435,8 @@
           <w:rFonts w:asciiTheme="majorHAnsi" w:hAnsiTheme="majorHAnsi"/>
           <w:b/>
           <w:bCs/>
-          <w:sz w:val="28"/>
-          <w:szCs w:val="28"/>
+          <w:sz w:val="32"/>
+          <w:szCs w:val="32"/>
           <w:lang w:val="pt-BR"/>
         </w:rPr>
       </w:pPr>
@@ -316,8 +445,8 @@
           <w:rFonts w:asciiTheme="majorHAnsi" w:hAnsiTheme="majorHAnsi"/>
           <w:b/>
           <w:bCs/>
-          <w:sz w:val="28"/>
-          <w:szCs w:val="28"/>
+          <w:sz w:val="32"/>
+          <w:szCs w:val="32"/>
           <w:lang w:val="pt-BR"/>
         </w:rPr>
         <w:t>FORMAÇÃO</w:t>
@@ -326,102 +455,230 @@
     <w:p>
       <w:pPr>
         <w:pStyle w:val="Commarcadores"/>
-        <w:numPr>
-          <w:ilvl w:val="0"/>
-          <w:numId w:val="24"/>
-        </w:numPr>
-        <w:ind w:left="360"/>
         <w:rPr>
-          <w:sz w:val="20"/>
-          <w:szCs w:val="20"/>
+          <w:rFonts w:asciiTheme="majorHAnsi" w:hAnsiTheme="majorHAnsi"/>
           <w:lang w:val="pt-BR"/>
         </w:rPr>
       </w:pPr>
       <w:r>
         <w:rPr>
-          <w:sz w:val="20"/>
-          <w:szCs w:val="20"/>
+          <w:rFonts w:asciiTheme="majorHAnsi" w:hAnsiTheme="majorHAnsi"/>
+          <w:b/>
+          <w:bCs/>
           <w:lang w:val="pt-BR"/>
         </w:rPr>
-        <w:t>MBA em Ciência de Dados para Negócios – PUCRS – Data prevista para conclusão: 08/25</w:t>
+        <w:t xml:space="preserve">MBA em </w:t>
+      </w:r>
+      <w:r>
+        <w:rPr>
+          <w:rFonts w:asciiTheme="majorHAnsi" w:hAnsiTheme="majorHAnsi"/>
+          <w:b/>
+          <w:bCs/>
+          <w:lang w:val="pt-BR"/>
+        </w:rPr>
+        <w:t>Tecnologia</w:t>
+      </w:r>
+      <w:r>
+        <w:rPr>
+          <w:rFonts w:asciiTheme="majorHAnsi" w:hAnsiTheme="majorHAnsi"/>
+          <w:b/>
+          <w:bCs/>
+          <w:lang w:val="pt-BR"/>
+        </w:rPr>
+        <w:t xml:space="preserve"> para Negócios – Pontifícia Universidade Católica do Rio Grande do Sul (PUCRS)</w:t>
+      </w:r>
+      <w:r>
+        <w:rPr>
+          <w:rFonts w:asciiTheme="majorHAnsi" w:hAnsiTheme="majorHAnsi"/>
+          <w:lang w:val="pt-BR"/>
+        </w:rPr>
+        <w:br/>
+      </w:r>
+      <w:r>
+        <w:rPr>
+          <w:rFonts w:asciiTheme="majorHAnsi" w:hAnsiTheme="majorHAnsi"/>
+          <w:i/>
+          <w:iCs/>
+          <w:lang w:val="pt-BR"/>
+        </w:rPr>
+        <w:t xml:space="preserve">Previsão de conclusão: </w:t>
+      </w:r>
+      <w:proofErr w:type="spellStart"/>
+      <w:r>
+        <w:rPr>
+          <w:rFonts w:asciiTheme="majorHAnsi" w:hAnsiTheme="majorHAnsi"/>
+          <w:i/>
+          <w:iCs/>
+          <w:lang w:val="pt-BR"/>
+        </w:rPr>
+        <w:t>ago</w:t>
+      </w:r>
+      <w:proofErr w:type="spellEnd"/>
+      <w:r>
+        <w:rPr>
+          <w:rFonts w:asciiTheme="majorHAnsi" w:hAnsiTheme="majorHAnsi"/>
+          <w:i/>
+          <w:iCs/>
+          <w:lang w:val="pt-BR"/>
+        </w:rPr>
+        <w:t>/2025</w:t>
+      </w:r>
+      <w:r>
+        <w:rPr>
+          <w:rFonts w:asciiTheme="majorHAnsi" w:hAnsiTheme="majorHAnsi"/>
+          <w:lang w:val="pt-BR"/>
+        </w:rPr>
+        <w:br/>
+        <w:t xml:space="preserve">Foco em aplicações de Inteligência Artificial, Big Data e Data Science no contexto estratégico e empresarial. Ênfase em ética digital, modelagem de negócios orientada a dados e </w:t>
+      </w:r>
+      <w:proofErr w:type="spellStart"/>
+      <w:r>
+        <w:rPr>
+          <w:rFonts w:asciiTheme="majorHAnsi" w:hAnsiTheme="majorHAnsi"/>
+          <w:lang w:val="pt-BR"/>
+        </w:rPr>
+        <w:t>storytelling</w:t>
+      </w:r>
+      <w:proofErr w:type="spellEnd"/>
+      <w:r>
+        <w:rPr>
+          <w:rFonts w:asciiTheme="majorHAnsi" w:hAnsiTheme="majorHAnsi"/>
+          <w:lang w:val="pt-BR"/>
+        </w:rPr>
+        <w:t xml:space="preserve"> analítico.</w:t>
       </w:r>
     </w:p>
     <w:p>
       <w:pPr>
         <w:pStyle w:val="Commarcadores"/>
-        <w:numPr>
-          <w:ilvl w:val="0"/>
-          <w:numId w:val="24"/>
-        </w:numPr>
-        <w:ind w:left="360"/>
         <w:rPr>
-          <w:sz w:val="20"/>
-          <w:szCs w:val="20"/>
+          <w:rFonts w:asciiTheme="majorHAnsi" w:hAnsiTheme="majorHAnsi"/>
           <w:lang w:val="pt-BR"/>
         </w:rPr>
       </w:pPr>
       <w:r>
         <w:rPr>
-          <w:sz w:val="20"/>
-          <w:szCs w:val="20"/>
+          <w:rFonts w:asciiTheme="majorHAnsi" w:hAnsiTheme="majorHAnsi"/>
+          <w:b/>
+          <w:bCs/>
           <w:lang w:val="pt-BR"/>
         </w:rPr>
-        <w:t xml:space="preserve">Graduação em Ciência de Dados </w:t>
+        <w:t>Tecnólogo</w:t>
       </w:r>
       <w:r>
         <w:rPr>
-          <w:sz w:val="20"/>
-          <w:szCs w:val="20"/>
+          <w:rFonts w:asciiTheme="majorHAnsi" w:hAnsiTheme="majorHAnsi"/>
+          <w:b/>
+          <w:bCs/>
           <w:lang w:val="pt-BR"/>
         </w:rPr>
-        <w:t>- Descomplica</w:t>
+        <w:t xml:space="preserve"> em Ciência de Dados – Faculdade Descomplica Digital</w:t>
       </w:r>
       <w:r>
         <w:rPr>
-          <w:sz w:val="20"/>
-          <w:szCs w:val="20"/>
+          <w:rFonts w:asciiTheme="majorHAnsi" w:hAnsiTheme="majorHAnsi"/>
           <w:lang w:val="pt-BR"/>
         </w:rPr>
-        <w:t xml:space="preserve"> Faculdade Digital – Data prevista para conclusão: 06/25</w:t>
+        <w:br/>
+      </w:r>
+      <w:r>
+        <w:rPr>
+          <w:rFonts w:asciiTheme="majorHAnsi" w:hAnsiTheme="majorHAnsi"/>
+          <w:i/>
+          <w:iCs/>
+          <w:lang w:val="pt-BR"/>
+        </w:rPr>
+        <w:t xml:space="preserve">Previsão de conclusão: </w:t>
+      </w:r>
+      <w:proofErr w:type="spellStart"/>
+      <w:r>
+        <w:rPr>
+          <w:rFonts w:asciiTheme="majorHAnsi" w:hAnsiTheme="majorHAnsi"/>
+          <w:i/>
+          <w:iCs/>
+          <w:lang w:val="pt-BR"/>
+        </w:rPr>
+        <w:t>jul</w:t>
+      </w:r>
+      <w:proofErr w:type="spellEnd"/>
+      <w:r>
+        <w:rPr>
+          <w:rFonts w:asciiTheme="majorHAnsi" w:hAnsiTheme="majorHAnsi"/>
+          <w:i/>
+          <w:iCs/>
+          <w:lang w:val="pt-BR"/>
+        </w:rPr>
+        <w:t>/2025</w:t>
+      </w:r>
+      <w:r>
+        <w:rPr>
+          <w:rFonts w:asciiTheme="majorHAnsi" w:hAnsiTheme="majorHAnsi"/>
+          <w:lang w:val="pt-BR"/>
+        </w:rPr>
+        <w:br/>
+        <w:t>Abrangência em estatística, modelagem de dados, computação aplicada e inteligência artificial. Formação voltada para a análise prática de grandes volumes de dados e tomada de decisão baseada em evidência.</w:t>
       </w:r>
     </w:p>
     <w:p>
       <w:pPr>
         <w:pStyle w:val="Commarcadores"/>
-        <w:numPr>
-          <w:ilvl w:val="0"/>
-          <w:numId w:val="24"/>
-        </w:numPr>
-        <w:ind w:left="360"/>
         <w:rPr>
-          <w:sz w:val="20"/>
-          <w:szCs w:val="20"/>
+          <w:rFonts w:asciiTheme="majorHAnsi" w:hAnsiTheme="majorHAnsi"/>
           <w:lang w:val="pt-BR"/>
         </w:rPr>
       </w:pPr>
       <w:r>
         <w:rPr>
-          <w:sz w:val="20"/>
-          <w:szCs w:val="20"/>
+          <w:rFonts w:asciiTheme="majorHAnsi" w:hAnsiTheme="majorHAnsi"/>
+          <w:b/>
+          <w:bCs/>
           <w:lang w:val="pt-BR"/>
         </w:rPr>
-        <w:t xml:space="preserve">Graduação em Gestão </w:t>
+        <w:t>Tecnólogo em Gestão Financeira – Faculdade Estácio de Sá</w:t>
       </w:r>
       <w:r>
         <w:rPr>
-          <w:sz w:val="20"/>
-          <w:szCs w:val="20"/>
+          <w:rFonts w:asciiTheme="majorHAnsi" w:hAnsiTheme="majorHAnsi"/>
           <w:lang w:val="pt-BR"/>
         </w:rPr>
-        <w:t>Financeira -</w:t>
+        <w:br/>
       </w:r>
       <w:r>
         <w:rPr>
-          <w:sz w:val="20"/>
-          <w:szCs w:val="20"/>
+          <w:rFonts w:asciiTheme="majorHAnsi" w:hAnsiTheme="majorHAnsi"/>
+          <w:i/>
+          <w:iCs/>
           <w:lang w:val="pt-BR"/>
         </w:rPr>
-        <w:t xml:space="preserve"> Faculdade Estácio – Conclusão em: 01/2024</w:t>
+        <w:t xml:space="preserve">Concluído em </w:t>
+      </w:r>
+      <w:proofErr w:type="spellStart"/>
+      <w:r>
+        <w:rPr>
+          <w:rFonts w:asciiTheme="majorHAnsi" w:hAnsiTheme="majorHAnsi"/>
+          <w:i/>
+          <w:iCs/>
+          <w:lang w:val="pt-BR"/>
+        </w:rPr>
+        <w:t>jan</w:t>
+      </w:r>
+      <w:proofErr w:type="spellEnd"/>
+      <w:r>
+        <w:rPr>
+          <w:rFonts w:asciiTheme="majorHAnsi" w:hAnsiTheme="majorHAnsi"/>
+          <w:i/>
+          <w:iCs/>
+          <w:lang w:val="pt-BR"/>
+        </w:rPr>
+        <w:t>/2024</w:t>
+      </w:r>
+      <w:r>
+        <w:rPr>
+          <w:rFonts w:asciiTheme="majorHAnsi" w:hAnsiTheme="majorHAnsi"/>
+          <w:lang w:val="pt-BR"/>
+        </w:rPr>
+        <w:br/>
+        <w:t>Formação em planejamento orçamentário, controle financeiro, avaliação de viabilidade de projetos e fundamentos de economia. Base essencial para integração entre dados, finanças e estratégia operacional.</w:t>
       </w:r>
     </w:p>
     <w:p>
@@ -433,8 +690,6 @@
         </w:numPr>
         <w:rPr>
           <w:rFonts w:asciiTheme="majorHAnsi" w:hAnsiTheme="majorHAnsi"/>
-          <w:sz w:val="20"/>
-          <w:szCs w:val="20"/>
           <w:lang w:val="pt-BR"/>
         </w:rPr>
       </w:pPr>
@@ -450,8 +705,8 @@
           <w:rFonts w:asciiTheme="majorHAnsi" w:hAnsiTheme="majorHAnsi"/>
           <w:b/>
           <w:bCs/>
-          <w:sz w:val="28"/>
-          <w:szCs w:val="28"/>
+          <w:sz w:val="32"/>
+          <w:szCs w:val="32"/>
           <w:lang w:val="pt-BR"/>
         </w:rPr>
       </w:pPr>
@@ -460,8 +715,8 @@
           <w:rFonts w:asciiTheme="majorHAnsi" w:hAnsiTheme="majorHAnsi"/>
           <w:b/>
           <w:bCs/>
-          <w:sz w:val="28"/>
-          <w:szCs w:val="28"/>
+          <w:sz w:val="32"/>
+          <w:szCs w:val="32"/>
           <w:lang w:val="pt-BR"/>
         </w:rPr>
         <w:t>EXPERIÊNCIA PROFISSIONAL</w:t>
@@ -476,16 +731,12 @@
         </w:numPr>
         <w:rPr>
           <w:rFonts w:asciiTheme="majorHAnsi" w:hAnsiTheme="majorHAnsi"/>
-          <w:sz w:val="20"/>
-          <w:szCs w:val="20"/>
           <w:lang w:val="pt-BR"/>
         </w:rPr>
       </w:pPr>
       <w:r>
         <w:rPr>
           <w:rFonts w:asciiTheme="majorHAnsi" w:hAnsiTheme="majorHAnsi"/>
-          <w:sz w:val="20"/>
-          <w:szCs w:val="20"/>
           <w:lang w:val="pt-BR"/>
         </w:rPr>
         <w:t>POLÍCIA MILITAR DO ESTADO DE SÃO PAULO – 05/12/2018 até a data atual.</w:t>
@@ -500,43 +751,14 @@
         </w:numPr>
         <w:rPr>
           <w:rFonts w:asciiTheme="majorHAnsi" w:hAnsiTheme="majorHAnsi"/>
-          <w:sz w:val="20"/>
-          <w:szCs w:val="20"/>
           <w:lang w:val="pt-BR"/>
         </w:rPr>
       </w:pPr>
       <w:r>
         <w:rPr>
           <w:rFonts w:asciiTheme="majorHAnsi" w:hAnsiTheme="majorHAnsi"/>
-          <w:sz w:val="20"/>
-          <w:szCs w:val="20"/>
-          <w:lang w:val="pt-BR"/>
         </w:rPr>
-        <w:t>Integrante do Centro de Material Bélico (CMB)</w:t>
-      </w:r>
-    </w:p>
-    <w:p>
-      <w:pPr>
-        <w:pStyle w:val="Commarcadores"/>
-        <w:rPr>
-          <w:rFonts w:asciiTheme="majorHAnsi" w:hAnsiTheme="majorHAnsi"/>
-          <w:b/>
-          <w:bCs/>
-          <w:sz w:val="20"/>
-          <w:szCs w:val="20"/>
-          <w:lang w:val="pt-BR"/>
-        </w:rPr>
-      </w:pPr>
-      <w:r>
-        <w:rPr>
-          <w:rFonts w:asciiTheme="majorHAnsi" w:hAnsiTheme="majorHAnsi"/>
-          <w:b/>
-          <w:bCs/>
-          <w:sz w:val="20"/>
-          <w:szCs w:val="20"/>
-          <w:lang w:val="pt-BR"/>
-        </w:rPr>
-        <w:t>Atuação no Centro de Material Bélico (CMB):</w:t>
+        <w:t>Cientista e Analista de Dados | Integrante do Centro de Material Bélico (CMB)</w:t>
       </w:r>
     </w:p>
     <w:p>
@@ -546,31 +768,33 @@
           <w:ilvl w:val="0"/>
           <w:numId w:val="0"/>
         </w:numPr>
-        <w:ind w:left="360"/>
         <w:rPr>
           <w:rFonts w:asciiTheme="majorHAnsi" w:hAnsiTheme="majorHAnsi"/>
-          <w:sz w:val="20"/>
-          <w:szCs w:val="20"/>
           <w:lang w:val="pt-BR"/>
         </w:rPr>
       </w:pPr>
       <w:r>
         <w:rPr>
           <w:rFonts w:asciiTheme="majorHAnsi" w:hAnsiTheme="majorHAnsi"/>
-          <w:sz w:val="20"/>
-          <w:szCs w:val="20"/>
           <w:lang w:val="pt-BR"/>
         </w:rPr>
-        <w:t>Participação ativa em operações críticas e gerenciamento de materiais bélicos, assegurando a conformidade com as normas de segurança e regulamentos institucionais</w:t>
+        <w:t xml:space="preserve">Atuação estratégica na área de ciência de dados aplicada à gestão logística da Polícia Militar do Estado de São Paulo. Responsável pelo desenvolvimento completo do </w:t>
       </w:r>
       <w:r>
         <w:rPr>
           <w:rFonts w:asciiTheme="majorHAnsi" w:hAnsiTheme="majorHAnsi"/>
-          <w:sz w:val="20"/>
-          <w:szCs w:val="20"/>
+          <w:b/>
+          <w:bCs/>
           <w:lang w:val="pt-BR"/>
         </w:rPr>
-        <w:t>;</w:t>
+        <w:t>BELLUM</w:t>
+      </w:r>
+      <w:r>
+        <w:rPr>
+          <w:rFonts w:asciiTheme="majorHAnsi" w:hAnsiTheme="majorHAnsi"/>
+          <w:lang w:val="pt-BR"/>
+        </w:rPr>
+        <w:t>, um sistema proprietário de controle e rastreamento de materiais bélicos e equipamentos táticos, utilizado no Centro de Material Bélico (CMB). A solução foi idealizada para digitalizar processos, garantir rastreabilidade total de armas, munições e coletes, além de elevar a eficiência operacional e a segurança institucional.</w:t>
       </w:r>
     </w:p>
     <w:p>
@@ -580,33 +804,9 @@
           <w:ilvl w:val="0"/>
           <w:numId w:val="0"/>
         </w:numPr>
-        <w:ind w:left="360"/>
+        <w:ind w:left="360" w:hanging="360"/>
         <w:rPr>
           <w:rFonts w:asciiTheme="majorHAnsi" w:hAnsiTheme="majorHAnsi"/>
-          <w:sz w:val="20"/>
-          <w:szCs w:val="20"/>
-          <w:lang w:val="pt-BR"/>
-        </w:rPr>
-      </w:pPr>
-      <w:r>
-        <w:rPr>
-          <w:rFonts w:asciiTheme="majorHAnsi" w:hAnsiTheme="majorHAnsi"/>
-          <w:sz w:val="20"/>
-          <w:szCs w:val="20"/>
-          <w:lang w:val="pt-BR"/>
-        </w:rPr>
-        <w:t>Coordenação com diversas equipes, incluindo Logística, Recursos Humanos e Finanças, para garantir o fluxo eficiente de processos e a integração interdepartamental.</w:t>
-      </w:r>
-    </w:p>
-    <w:p>
-      <w:pPr>
-        <w:pStyle w:val="Commarcadores"/>
-        <w:rPr>
-          <w:rFonts w:asciiTheme="majorHAnsi" w:hAnsiTheme="majorHAnsi"/>
-          <w:b/>
-          <w:bCs/>
-          <w:sz w:val="20"/>
-          <w:szCs w:val="20"/>
           <w:lang w:val="pt-BR"/>
         </w:rPr>
       </w:pPr>
@@ -615,11 +815,303 @@
           <w:rFonts w:asciiTheme="majorHAnsi" w:hAnsiTheme="majorHAnsi"/>
           <w:b/>
           <w:bCs/>
-          <w:sz w:val="20"/>
-          <w:szCs w:val="20"/>
           <w:lang w:val="pt-BR"/>
         </w:rPr>
-        <w:t>Elaboração e Gestão de Documentação:</w:t>
+        <w:t>Principais contribuições:</w:t>
+      </w:r>
+    </w:p>
+    <w:p>
+      <w:pPr>
+        <w:pStyle w:val="Commarcadores"/>
+        <w:numPr>
+          <w:ilvl w:val="0"/>
+          <w:numId w:val="25"/>
+        </w:numPr>
+        <w:rPr>
+          <w:rFonts w:asciiTheme="majorHAnsi" w:hAnsiTheme="majorHAnsi"/>
+          <w:lang w:val="pt-BR"/>
+        </w:rPr>
+      </w:pPr>
+      <w:r>
+        <w:rPr>
+          <w:rFonts w:asciiTheme="majorHAnsi" w:hAnsiTheme="majorHAnsi"/>
+          <w:b/>
+          <w:bCs/>
+          <w:lang w:val="pt-BR"/>
+        </w:rPr>
+        <w:t>Desenvolvimento e implantação do sistema BELLUM</w:t>
+      </w:r>
+      <w:r>
+        <w:rPr>
+          <w:rFonts w:asciiTheme="majorHAnsi" w:hAnsiTheme="majorHAnsi"/>
+          <w:lang w:val="pt-BR"/>
+        </w:rPr>
+        <w:t xml:space="preserve">, utilizando tecnologias modernas como </w:t>
+      </w:r>
+      <w:r>
+        <w:rPr>
+          <w:rFonts w:asciiTheme="majorHAnsi" w:hAnsiTheme="majorHAnsi"/>
+          <w:b/>
+          <w:bCs/>
+          <w:lang w:val="pt-BR"/>
+        </w:rPr>
+        <w:t xml:space="preserve">Next.js, </w:t>
+      </w:r>
+      <w:proofErr w:type="spellStart"/>
+      <w:r>
+        <w:rPr>
+          <w:rFonts w:asciiTheme="majorHAnsi" w:hAnsiTheme="majorHAnsi"/>
+          <w:b/>
+          <w:bCs/>
+          <w:lang w:val="pt-BR"/>
+        </w:rPr>
+        <w:t>React</w:t>
+      </w:r>
+      <w:proofErr w:type="spellEnd"/>
+      <w:r>
+        <w:rPr>
+          <w:rFonts w:asciiTheme="majorHAnsi" w:hAnsiTheme="majorHAnsi"/>
+          <w:b/>
+          <w:bCs/>
+          <w:lang w:val="pt-BR"/>
+        </w:rPr>
+        <w:t xml:space="preserve">, </w:t>
+      </w:r>
+      <w:proofErr w:type="spellStart"/>
+      <w:r>
+        <w:rPr>
+          <w:rFonts w:asciiTheme="majorHAnsi" w:hAnsiTheme="majorHAnsi"/>
+          <w:b/>
+          <w:bCs/>
+          <w:lang w:val="pt-BR"/>
+        </w:rPr>
+        <w:t>TypeScript</w:t>
+      </w:r>
+      <w:proofErr w:type="spellEnd"/>
+      <w:r>
+        <w:rPr>
+          <w:rFonts w:asciiTheme="majorHAnsi" w:hAnsiTheme="majorHAnsi"/>
+          <w:b/>
+          <w:bCs/>
+          <w:lang w:val="pt-BR"/>
+        </w:rPr>
+        <w:t xml:space="preserve">, </w:t>
+      </w:r>
+      <w:proofErr w:type="spellStart"/>
+      <w:r>
+        <w:rPr>
+          <w:rFonts w:asciiTheme="majorHAnsi" w:hAnsiTheme="majorHAnsi"/>
+          <w:b/>
+          <w:bCs/>
+          <w:lang w:val="pt-BR"/>
+        </w:rPr>
+        <w:t>Supabase</w:t>
+      </w:r>
+      <w:proofErr w:type="spellEnd"/>
+      <w:r>
+        <w:rPr>
+          <w:rFonts w:asciiTheme="majorHAnsi" w:hAnsiTheme="majorHAnsi"/>
+          <w:b/>
+          <w:bCs/>
+          <w:lang w:val="pt-BR"/>
+        </w:rPr>
+        <w:t xml:space="preserve">, PostgreSQL e </w:t>
+      </w:r>
+      <w:proofErr w:type="spellStart"/>
+      <w:r>
+        <w:rPr>
+          <w:rFonts w:asciiTheme="majorHAnsi" w:hAnsiTheme="majorHAnsi"/>
+          <w:b/>
+          <w:bCs/>
+          <w:lang w:val="pt-BR"/>
+        </w:rPr>
+        <w:t>Vercel</w:t>
+      </w:r>
+      <w:proofErr w:type="spellEnd"/>
+      <w:r>
+        <w:rPr>
+          <w:rFonts w:asciiTheme="majorHAnsi" w:hAnsiTheme="majorHAnsi"/>
+          <w:lang w:val="pt-BR"/>
+        </w:rPr>
+        <w:t xml:space="preserve">, promovendo automação de processos, auditoria em tempo real e integração com ferramentas externas (como o </w:t>
+      </w:r>
+      <w:proofErr w:type="spellStart"/>
+      <w:r>
+        <w:rPr>
+          <w:rFonts w:asciiTheme="majorHAnsi" w:hAnsiTheme="majorHAnsi"/>
+          <w:lang w:val="pt-BR"/>
+        </w:rPr>
+        <w:t>AutoCofin</w:t>
+      </w:r>
+      <w:proofErr w:type="spellEnd"/>
+      <w:r>
+        <w:rPr>
+          <w:rFonts w:asciiTheme="majorHAnsi" w:hAnsiTheme="majorHAnsi"/>
+          <w:lang w:val="pt-BR"/>
+        </w:rPr>
+        <w:t>).</w:t>
+      </w:r>
+    </w:p>
+    <w:p>
+      <w:pPr>
+        <w:pStyle w:val="Commarcadores"/>
+        <w:numPr>
+          <w:ilvl w:val="0"/>
+          <w:numId w:val="25"/>
+        </w:numPr>
+        <w:rPr>
+          <w:rFonts w:asciiTheme="majorHAnsi" w:hAnsiTheme="majorHAnsi"/>
+          <w:lang w:val="pt-BR"/>
+        </w:rPr>
+      </w:pPr>
+      <w:r>
+        <w:rPr>
+          <w:rFonts w:asciiTheme="majorHAnsi" w:hAnsiTheme="majorHAnsi"/>
+          <w:b/>
+          <w:bCs/>
+          <w:lang w:val="pt-BR"/>
+        </w:rPr>
+        <w:t>Análise e modelagem de dados logísticos</w:t>
+      </w:r>
+      <w:r>
+        <w:rPr>
+          <w:rFonts w:asciiTheme="majorHAnsi" w:hAnsiTheme="majorHAnsi"/>
+          <w:lang w:val="pt-BR"/>
+        </w:rPr>
+        <w:t>, com foco em otimização de estoque, controle de validade de materiais, previsibilidade de demanda e geração de relatórios gerenciais estratégicos.</w:t>
+      </w:r>
+    </w:p>
+    <w:p>
+      <w:pPr>
+        <w:pStyle w:val="Commarcadores"/>
+        <w:numPr>
+          <w:ilvl w:val="0"/>
+          <w:numId w:val="25"/>
+        </w:numPr>
+        <w:rPr>
+          <w:rFonts w:asciiTheme="majorHAnsi" w:hAnsiTheme="majorHAnsi"/>
+          <w:lang w:val="pt-BR"/>
+        </w:rPr>
+      </w:pPr>
+      <w:r>
+        <w:rPr>
+          <w:rFonts w:asciiTheme="majorHAnsi" w:hAnsiTheme="majorHAnsi"/>
+          <w:b/>
+          <w:bCs/>
+          <w:lang w:val="pt-BR"/>
+        </w:rPr>
+        <w:t>Gestão e visualização de dados</w:t>
+      </w:r>
+      <w:r>
+        <w:rPr>
+          <w:rFonts w:asciiTheme="majorHAnsi" w:hAnsiTheme="majorHAnsi"/>
+          <w:lang w:val="pt-BR"/>
+        </w:rPr>
+        <w:t xml:space="preserve"> utilizando </w:t>
+      </w:r>
+      <w:r>
+        <w:rPr>
+          <w:rFonts w:asciiTheme="majorHAnsi" w:hAnsiTheme="majorHAnsi"/>
+          <w:b/>
+          <w:bCs/>
+          <w:lang w:val="pt-BR"/>
+        </w:rPr>
+        <w:t>Python, SQL, Power BI, Excel avançado e Power Query</w:t>
+      </w:r>
+      <w:r>
+        <w:rPr>
+          <w:rFonts w:asciiTheme="majorHAnsi" w:hAnsiTheme="majorHAnsi"/>
+          <w:lang w:val="pt-BR"/>
+        </w:rPr>
+        <w:t>, apoiando decisões operacionais de alto impacto.</w:t>
+      </w:r>
+    </w:p>
+    <w:p>
+      <w:pPr>
+        <w:pStyle w:val="Commarcadores"/>
+        <w:numPr>
+          <w:ilvl w:val="0"/>
+          <w:numId w:val="25"/>
+        </w:numPr>
+        <w:rPr>
+          <w:rFonts w:asciiTheme="majorHAnsi" w:hAnsiTheme="majorHAnsi"/>
+          <w:lang w:val="pt-BR"/>
+        </w:rPr>
+      </w:pPr>
+      <w:r>
+        <w:rPr>
+          <w:rFonts w:asciiTheme="majorHAnsi" w:hAnsiTheme="majorHAnsi"/>
+          <w:b/>
+          <w:bCs/>
+          <w:lang w:val="pt-BR"/>
+        </w:rPr>
+        <w:t>Aprimoramento de fluxos internos</w:t>
+      </w:r>
+      <w:r>
+        <w:rPr>
+          <w:rFonts w:asciiTheme="majorHAnsi" w:hAnsiTheme="majorHAnsi"/>
+          <w:lang w:val="pt-BR"/>
+        </w:rPr>
+        <w:t>, incluindo o mapeamento e automatização de movimentações de entrada, saída, separação e inventário, reduzindo em mais de 70% o tempo de execução desses processos.</w:t>
+      </w:r>
+    </w:p>
+    <w:p>
+      <w:pPr>
+        <w:pStyle w:val="Commarcadores"/>
+        <w:numPr>
+          <w:ilvl w:val="0"/>
+          <w:numId w:val="25"/>
+        </w:numPr>
+        <w:rPr>
+          <w:rFonts w:asciiTheme="majorHAnsi" w:hAnsiTheme="majorHAnsi"/>
+          <w:lang w:val="pt-BR"/>
+        </w:rPr>
+      </w:pPr>
+      <w:r>
+        <w:rPr>
+          <w:rFonts w:asciiTheme="majorHAnsi" w:hAnsiTheme="majorHAnsi"/>
+          <w:b/>
+          <w:bCs/>
+          <w:lang w:val="pt-BR"/>
+        </w:rPr>
+        <w:t>Colaboração intersetorial</w:t>
+      </w:r>
+      <w:r>
+        <w:rPr>
+          <w:rFonts w:asciiTheme="majorHAnsi" w:hAnsiTheme="majorHAnsi"/>
+          <w:lang w:val="pt-BR"/>
+        </w:rPr>
+        <w:t xml:space="preserve"> com áreas como Logística, Recursos Humanos, Patrimônio e Finanças para garantir a integração sistêmica e a governança dos dados gerados no setor.</w:t>
+      </w:r>
+    </w:p>
+    <w:p>
+      <w:pPr>
+        <w:pStyle w:val="Commarcadores"/>
+        <w:numPr>
+          <w:ilvl w:val="0"/>
+          <w:numId w:val="25"/>
+        </w:numPr>
+        <w:rPr>
+          <w:rFonts w:asciiTheme="majorHAnsi" w:hAnsiTheme="majorHAnsi"/>
+          <w:lang w:val="pt-BR"/>
+        </w:rPr>
+      </w:pPr>
+      <w:r>
+        <w:rPr>
+          <w:rFonts w:asciiTheme="majorHAnsi" w:hAnsiTheme="majorHAnsi"/>
+          <w:b/>
+          <w:bCs/>
+          <w:lang w:val="pt-BR"/>
+        </w:rPr>
+        <w:lastRenderedPageBreak/>
+        <w:t>Desenvolvimento de treinamentos e documentação técnica e funcional</w:t>
+      </w:r>
+      <w:r>
+        <w:rPr>
+          <w:rFonts w:asciiTheme="majorHAnsi" w:hAnsiTheme="majorHAnsi"/>
+          <w:lang w:val="pt-BR"/>
+        </w:rPr>
+        <w:t>, capacitando usuários e promovendo aderência institucional à nova solução digital.</w:t>
       </w:r>
     </w:p>
     <w:p>
@@ -629,31 +1121,17 @@
           <w:ilvl w:val="0"/>
           <w:numId w:val="0"/>
         </w:numPr>
-        <w:ind w:left="360"/>
         <w:rPr>
           <w:rFonts w:asciiTheme="majorHAnsi" w:hAnsiTheme="majorHAnsi"/>
-          <w:sz w:val="20"/>
-          <w:szCs w:val="20"/>
           <w:lang w:val="pt-BR"/>
         </w:rPr>
       </w:pPr>
       <w:r>
         <w:rPr>
           <w:rFonts w:asciiTheme="majorHAnsi" w:hAnsiTheme="majorHAnsi"/>
-          <w:sz w:val="20"/>
-          <w:szCs w:val="20"/>
           <w:lang w:val="pt-BR"/>
         </w:rPr>
-        <w:t>Criação e manutenção de planilhas detalhadas e documentações que apoiam o gerenciamento e a análise de materiais bélicos</w:t>
-      </w:r>
-      <w:r>
-        <w:rPr>
-          <w:rFonts w:asciiTheme="majorHAnsi" w:hAnsiTheme="majorHAnsi"/>
-          <w:sz w:val="20"/>
-          <w:szCs w:val="20"/>
-          <w:lang w:val="pt-BR"/>
-        </w:rPr>
-        <w:t>, assim como a implementação de um banco de dados no setor para melhorar o desempenho logístico;</w:t>
+        <w:t>Essa atuação alia profundo conhecimento operacional da rotina policial com expertise tecnológica, consolidando a posição de referência em inovação dentro da estrutura logística da PMESP.</w:t>
       </w:r>
     </w:p>
     <w:p>
@@ -663,36 +1141,8 @@
           <w:ilvl w:val="0"/>
           <w:numId w:val="0"/>
         </w:numPr>
-        <w:ind w:left="360"/>
         <w:rPr>
           <w:rFonts w:asciiTheme="majorHAnsi" w:hAnsiTheme="majorHAnsi"/>
-          <w:sz w:val="20"/>
-          <w:szCs w:val="20"/>
-          <w:lang w:val="pt-BR"/>
-        </w:rPr>
-      </w:pPr>
-      <w:r>
-        <w:rPr>
-          <w:rFonts w:asciiTheme="majorHAnsi" w:hAnsiTheme="majorHAnsi"/>
-          <w:sz w:val="20"/>
-          <w:szCs w:val="20"/>
-          <w:lang w:val="pt-BR"/>
-        </w:rPr>
-        <w:t>Desenvolvimento de relatórios precisos e sistemáticos para suportar a tomada de decisão estratégica e a análise de desempenho do setor.</w:t>
-      </w:r>
-    </w:p>
-    <w:p>
-      <w:pPr>
-        <w:pStyle w:val="Commarcadores"/>
-        <w:numPr>
-          <w:ilvl w:val="0"/>
-          <w:numId w:val="0"/>
-        </w:numPr>
-        <w:ind w:left="360"/>
-        <w:rPr>
-          <w:rFonts w:asciiTheme="majorHAnsi" w:hAnsiTheme="majorHAnsi"/>
-          <w:sz w:val="20"/>
-          <w:szCs w:val="20"/>
           <w:lang w:val="pt-BR"/>
         </w:rPr>
       </w:pPr>
@@ -707,9 +1157,7 @@
         <w:rPr>
           <w:b/>
           <w:bCs/>
-          <w:color w:val="262626" w:themeColor="text1" w:themeTint="D9"/>
-          <w:sz w:val="20"/>
-          <w:szCs w:val="20"/>
+          <w:lang w:val="pt-BR"/>
         </w:rPr>
       </w:pPr>
       <w:r>
@@ -717,8 +1165,8 @@
           <w:b/>
           <w:bCs/>
           <w:color w:val="262626" w:themeColor="text1" w:themeTint="D9"/>
-          <w:sz w:val="28"/>
-          <w:szCs w:val="28"/>
+          <w:sz w:val="32"/>
+          <w:szCs w:val="32"/>
         </w:rPr>
         <w:t>PROJETOS</w:t>
       </w:r>
@@ -727,10 +1175,76 @@
           <w:b/>
           <w:bCs/>
           <w:color w:val="262626" w:themeColor="text1" w:themeTint="D9"/>
-          <w:sz w:val="28"/>
-          <w:szCs w:val="28"/>
+          <w:sz w:val="32"/>
+          <w:szCs w:val="32"/>
         </w:rPr>
         <w:t xml:space="preserve"> </w:t>
+      </w:r>
+    </w:p>
+    <w:p>
+      <w:pPr>
+        <w:pStyle w:val="Commarcadores"/>
+        <w:rPr>
+          <w:lang w:val="pt-BR"/>
+        </w:rPr>
+      </w:pPr>
+      <w:hyperlink r:id="rId11" w:history="1">
+        <w:r>
+          <w:rPr>
+            <w:rStyle w:val="Hyperlink"/>
+            <w:b/>
+            <w:bCs/>
+            <w:u w:val="none"/>
+          </w:rPr>
+          <w:t>BELLUM – Sistema Bélico e Logístico</w:t>
+        </w:r>
+      </w:hyperlink>
+      <w:r>
+        <w:br/>
+        <w:t xml:space="preserve">Sistema web desenvolvido com </w:t>
+      </w:r>
+      <w:r>
+        <w:rPr>
+          <w:b/>
+          <w:bCs/>
+        </w:rPr>
+        <w:t>Next.js, React, TypeScript e Supabase</w:t>
+      </w:r>
+      <w:r>
+        <w:t xml:space="preserve"> para a PMESP. Controla em tempo real o estoque de armas, munições e coletes, com rastreabilidade completa, dashboards, relatórios automáticos, alertas e controle por perfil de usuário.</w:t>
+      </w:r>
+    </w:p>
+    <w:p>
+      <w:pPr>
+        <w:pStyle w:val="Commarcadores"/>
+        <w:rPr>
+          <w:lang w:val="pt-BR"/>
+        </w:rPr>
+      </w:pPr>
+      <w:hyperlink r:id="rId12" w:history="1">
+        <w:r>
+          <w:rPr>
+            <w:rStyle w:val="Hyperlink"/>
+            <w:b/>
+            <w:bCs/>
+            <w:u w:val="none"/>
+          </w:rPr>
+          <w:t>AutoCofin – Automação de Movimentações</w:t>
+        </w:r>
+      </w:hyperlink>
+      <w:r>
+        <w:br/>
+        <w:t xml:space="preserve">Ferramenta em </w:t>
+      </w:r>
+      <w:r>
+        <w:rPr>
+          <w:b/>
+          <w:bCs/>
+        </w:rPr>
+        <w:t>Python com Selenium</w:t>
+      </w:r>
+      <w:r>
+        <w:t xml:space="preserve"> que automatiza inserções e remoções de materiais no sistema COFIN da PMESP, a partir de planilhas Excel. Otimiza tempo e reduz falhas operacionais.</w:t>
       </w:r>
     </w:p>
     <w:p>
@@ -745,47 +1259,19 @@
           <w:rFonts w:asciiTheme="majorHAnsi" w:hAnsiTheme="majorHAnsi"/>
           <w:b/>
           <w:bCs/>
-          <w:sz w:val="20"/>
-          <w:szCs w:val="20"/>
           <w:lang w:val="pt-BR"/>
         </w:rPr>
       </w:pPr>
-      <w:hyperlink r:id="rId10" w:history="1">
+      <w:hyperlink r:id="rId13" w:history="1">
         <w:r>
           <w:rPr>
             <w:rStyle w:val="Hyperlink"/>
             <w:rFonts w:asciiTheme="majorHAnsi" w:hAnsiTheme="majorHAnsi"/>
             <w:b/>
             <w:bCs/>
-            <w:sz w:val="20"/>
-            <w:szCs w:val="20"/>
             <w:u w:val="none"/>
           </w:rPr>
-          <w:t>Google Capstone Pr</w:t>
-        </w:r>
-        <w:r>
-          <w:rPr>
-            <w:rStyle w:val="Hyperlink"/>
-            <w:rFonts w:asciiTheme="majorHAnsi" w:hAnsiTheme="majorHAnsi"/>
-            <w:b/>
-            <w:bCs/>
-            <w:sz w:val="20"/>
-            <w:szCs w:val="20"/>
-            <w:u w:val="none"/>
-          </w:rPr>
-          <w:t>o</w:t>
-        </w:r>
-        <w:r>
-          <w:rPr>
-            <w:rStyle w:val="Hyperlink"/>
-            <w:rFonts w:asciiTheme="majorHAnsi" w:hAnsiTheme="majorHAnsi"/>
-            <w:b/>
-            <w:bCs/>
-            <w:sz w:val="20"/>
-            <w:szCs w:val="20"/>
-            <w:u w:val="none"/>
-          </w:rPr>
-          <w:t>ject</w:t>
+          <w:t>Google Capstone Project</w:t>
         </w:r>
       </w:hyperlink>
     </w:p>
@@ -798,56 +1284,18 @@
         </w:numPr>
         <w:ind w:left="360"/>
         <w:rPr>
-          <w:sz w:val="20"/>
-          <w:szCs w:val="20"/>
           <w:lang w:val="pt-BR"/>
         </w:rPr>
       </w:pPr>
       <w:r>
         <w:rPr>
-          <w:sz w:val="20"/>
-          <w:szCs w:val="20"/>
           <w:lang w:val="pt-BR"/>
         </w:rPr>
-        <w:t>Análise de Dados com 5 milhões de entradas</w:t>
-      </w:r>
-      <w:r>
-        <w:rPr>
-          <w:sz w:val="20"/>
-          <w:szCs w:val="20"/>
-          <w:lang w:val="pt-BR"/>
-        </w:rPr>
-        <w:t>.</w:t>
-      </w:r>
-      <w:r>
-        <w:rPr>
-          <w:sz w:val="20"/>
-          <w:szCs w:val="20"/>
-          <w:lang w:val="pt-BR"/>
-        </w:rPr>
-        <w:t xml:space="preserve"> Análise exploratória e descritiva de dados mensais utilizando Microsoft Excel; Limpeza de dados e análise </w:t>
-      </w:r>
-      <w:r>
-        <w:rPr>
-          <w:sz w:val="20"/>
-          <w:szCs w:val="20"/>
-          <w:lang w:val="pt-BR"/>
-        </w:rPr>
-        <w:t>estatística</w:t>
-      </w:r>
-      <w:r>
-        <w:rPr>
-          <w:sz w:val="20"/>
-          <w:szCs w:val="20"/>
-          <w:lang w:val="pt-BR"/>
-        </w:rPr>
-        <w:t xml:space="preserve"> com </w:t>
+        <w:t xml:space="preserve">Análise de Dados com 5 milhões de entradas. Análise exploratória e descritiva de dados mensais utilizando Microsoft Excel; Limpeza de dados e análise estatística com </w:t>
       </w:r>
       <w:proofErr w:type="spellStart"/>
       <w:r>
         <w:rPr>
-          <w:sz w:val="20"/>
-          <w:szCs w:val="20"/>
           <w:lang w:val="pt-BR"/>
         </w:rPr>
         <w:t>MySql</w:t>
@@ -855,8 +1303,6 @@
       <w:proofErr w:type="spellEnd"/>
       <w:r>
         <w:rPr>
-          <w:sz w:val="20"/>
-          <w:szCs w:val="20"/>
           <w:lang w:val="pt-BR"/>
         </w:rPr>
         <w:t xml:space="preserve"> e Excel; Visualização profissional utilizando Microsoft Power Bi;</w:t>
@@ -874,93 +1320,16 @@
           <w:rFonts w:asciiTheme="majorHAnsi" w:hAnsiTheme="majorHAnsi"/>
           <w:b/>
           <w:bCs/>
-          <w:sz w:val="20"/>
-          <w:szCs w:val="20"/>
           <w:lang w:val="pt-BR"/>
         </w:rPr>
       </w:pPr>
-      <w:hyperlink r:id="rId11" w:history="1">
+      <w:hyperlink r:id="rId14" w:history="1">
         <w:r>
           <w:rPr>
             <w:rStyle w:val="Hyperlink"/>
             <w:rFonts w:asciiTheme="majorHAnsi" w:hAnsiTheme="majorHAnsi"/>
             <w:b/>
             <w:bCs/>
-            <w:sz w:val="20"/>
-            <w:szCs w:val="20"/>
-            <w:u w:val="none"/>
-          </w:rPr>
-          <w:t>Análise de Problemas Cardíacos</w:t>
-        </w:r>
-      </w:hyperlink>
-    </w:p>
-    <w:p>
-      <w:pPr>
-        <w:pStyle w:val="Commarcadores"/>
-        <w:numPr>
-          <w:ilvl w:val="0"/>
-          <w:numId w:val="0"/>
-        </w:numPr>
-        <w:ind w:left="360"/>
-        <w:rPr>
-          <w:sz w:val="20"/>
-          <w:szCs w:val="20"/>
-          <w:lang w:val="pt-BR"/>
-        </w:rPr>
-      </w:pPr>
-      <w:r>
-        <w:rPr>
-          <w:sz w:val="20"/>
-          <w:szCs w:val="20"/>
-          <w:lang w:val="pt-BR"/>
-        </w:rPr>
-        <w:t xml:space="preserve">Elaborado um modelo de classificação para tentar identificar quais variáveis de um </w:t>
-      </w:r>
-      <w:proofErr w:type="spellStart"/>
-      <w:r>
-        <w:rPr>
-          <w:sz w:val="20"/>
-          <w:szCs w:val="20"/>
-          <w:lang w:val="pt-BR"/>
-        </w:rPr>
-        <w:t>dataset</w:t>
-      </w:r>
-      <w:proofErr w:type="spellEnd"/>
-      <w:r>
-        <w:rPr>
-          <w:sz w:val="20"/>
-          <w:szCs w:val="20"/>
-          <w:lang w:val="pt-BR"/>
-        </w:rPr>
-        <w:t xml:space="preserve"> de pacientes teriam relação com problemas cardíacos.</w:t>
-      </w:r>
-    </w:p>
-    <w:p>
-      <w:pPr>
-        <w:pStyle w:val="Commarcadores"/>
-        <w:numPr>
-          <w:ilvl w:val="0"/>
-          <w:numId w:val="23"/>
-        </w:numPr>
-        <w:ind w:left="360"/>
-        <w:rPr>
-          <w:rFonts w:asciiTheme="majorHAnsi" w:hAnsiTheme="majorHAnsi"/>
-          <w:b/>
-          <w:bCs/>
-          <w:sz w:val="20"/>
-          <w:szCs w:val="20"/>
-          <w:lang w:val="pt-BR"/>
-        </w:rPr>
-      </w:pPr>
-      <w:hyperlink r:id="rId12" w:history="1">
-        <w:r>
-          <w:rPr>
-            <w:rStyle w:val="Hyperlink"/>
-            <w:rFonts w:asciiTheme="majorHAnsi" w:hAnsiTheme="majorHAnsi"/>
-            <w:b/>
-            <w:bCs/>
-            <w:sz w:val="20"/>
-            <w:szCs w:val="20"/>
             <w:u w:val="none"/>
           </w:rPr>
           <w:t>Análise de Preços de Apartamentos</w:t>
@@ -976,15 +1345,11 @@
         </w:numPr>
         <w:ind w:left="360"/>
         <w:rPr>
-          <w:sz w:val="20"/>
-          <w:szCs w:val="20"/>
           <w:lang w:val="pt-BR"/>
         </w:rPr>
       </w:pPr>
       <w:r>
         <w:rPr>
-          <w:sz w:val="20"/>
-          <w:szCs w:val="20"/>
           <w:lang w:val="pt-BR"/>
         </w:rPr>
         <w:t xml:space="preserve">Projeto de machine learning; criação de um modelo para prever o valor de um apartamento com base em um </w:t>
@@ -992,8 +1357,6 @@
       <w:proofErr w:type="spellStart"/>
       <w:r>
         <w:rPr>
-          <w:sz w:val="20"/>
-          <w:szCs w:val="20"/>
           <w:lang w:val="pt-BR"/>
         </w:rPr>
         <w:t>dataset</w:t>
@@ -1001,8 +1364,6 @@
       <w:proofErr w:type="spellEnd"/>
       <w:r>
         <w:rPr>
-          <w:sz w:val="20"/>
-          <w:szCs w:val="20"/>
           <w:lang w:val="pt-BR"/>
         </w:rPr>
         <w:t xml:space="preserve"> (modelo escolhido foi o de florestas aleatórias).</w:t>
@@ -1017,8 +1378,6 @@
         </w:numPr>
         <w:ind w:left="360" w:hanging="360"/>
         <w:rPr>
-          <w:sz w:val="20"/>
-          <w:szCs w:val="20"/>
           <w:lang w:val="pt-BR"/>
         </w:rPr>
       </w:pPr>
@@ -1034,8 +1393,8 @@
         <w:rPr>
           <w:b/>
           <w:bCs/>
-          <w:sz w:val="28"/>
-          <w:szCs w:val="28"/>
+          <w:sz w:val="32"/>
+          <w:szCs w:val="32"/>
           <w:lang w:val="pt-BR"/>
         </w:rPr>
       </w:pPr>
@@ -1043,8 +1402,8 @@
         <w:rPr>
           <w:b/>
           <w:bCs/>
-          <w:sz w:val="28"/>
-          <w:szCs w:val="28"/>
+          <w:sz w:val="32"/>
+          <w:szCs w:val="32"/>
           <w:lang w:val="pt-BR"/>
         </w:rPr>
         <w:t>CERTIFICAÇÕES</w:t>
@@ -1054,15 +1413,13 @@
       <w:pPr>
         <w:pStyle w:val="Commarcadores"/>
         <w:rPr>
-          <w:sz w:val="20"/>
-          <w:szCs w:val="20"/>
           <w:lang w:val="pt-BR"/>
         </w:rPr>
       </w:pPr>
       <w:r>
         <w:rPr>
-          <w:sz w:val="20"/>
-          <w:szCs w:val="20"/>
+          <w:b/>
+          <w:bCs/>
           <w:lang w:val="pt-BR"/>
         </w:rPr>
         <w:t xml:space="preserve">Google Data </w:t>
@@ -1070,8 +1427,8 @@
       <w:proofErr w:type="spellStart"/>
       <w:r>
         <w:rPr>
-          <w:sz w:val="20"/>
-          <w:szCs w:val="20"/>
+          <w:b/>
+          <w:bCs/>
           <w:lang w:val="pt-BR"/>
         </w:rPr>
         <w:t>Analytics</w:t>
@@ -1079,43 +1436,64 @@
       <w:proofErr w:type="spellEnd"/>
       <w:r>
         <w:rPr>
-          <w:sz w:val="20"/>
-          <w:szCs w:val="20"/>
+          <w:b/>
+          <w:bCs/>
           <w:lang w:val="pt-BR"/>
         </w:rPr>
-        <w:t xml:space="preserve"> Professional Certificate</w:t>
+        <w:t xml:space="preserve"> Professional Certificate – </w:t>
       </w:r>
+      <w:proofErr w:type="spellStart"/>
       <w:r>
         <w:rPr>
-          <w:sz w:val="20"/>
-          <w:szCs w:val="20"/>
+          <w:b/>
+          <w:bCs/>
           <w:lang w:val="pt-BR"/>
         </w:rPr>
-        <w:t>;</w:t>
+        <w:t>Coursera</w:t>
+      </w:r>
+      <w:proofErr w:type="spellEnd"/>
+      <w:r>
+        <w:rPr>
+          <w:lang w:val="pt-BR"/>
+        </w:rPr>
+        <w:br/>
+        <w:t xml:space="preserve">Certificação internacional com ênfase em fundamentos de análise de dados, limpeza, visualização, uso de ferramentas como SQL, </w:t>
+      </w:r>
+      <w:proofErr w:type="spellStart"/>
+      <w:r>
+        <w:rPr>
+          <w:lang w:val="pt-BR"/>
+        </w:rPr>
+        <w:t>Spreadsheets</w:t>
+      </w:r>
+      <w:proofErr w:type="spellEnd"/>
+      <w:r>
+        <w:rPr>
+          <w:lang w:val="pt-BR"/>
+        </w:rPr>
+        <w:t xml:space="preserve"> e Tableau, seguindo boas práticas do Google.</w:t>
       </w:r>
     </w:p>
     <w:p>
       <w:pPr>
         <w:pStyle w:val="Commarcadores"/>
         <w:rPr>
-          <w:sz w:val="20"/>
-          <w:szCs w:val="20"/>
           <w:lang w:val="pt-BR"/>
         </w:rPr>
       </w:pPr>
       <w:r>
         <w:rPr>
-          <w:sz w:val="20"/>
-          <w:szCs w:val="20"/>
+          <w:b/>
+          <w:bCs/>
           <w:lang w:val="pt-BR"/>
         </w:rPr>
-        <w:t xml:space="preserve">Certificação em Análise e Ciência de Dados pela Preditiva </w:t>
+        <w:t xml:space="preserve">Certificação em Análise e Ciência de Dados – Preditiva </w:t>
       </w:r>
       <w:proofErr w:type="spellStart"/>
       <w:r>
         <w:rPr>
-          <w:sz w:val="20"/>
-          <w:szCs w:val="20"/>
+          <w:b/>
+          <w:bCs/>
           <w:lang w:val="pt-BR"/>
         </w:rPr>
         <w:t>Analytics</w:t>
@@ -1123,63 +1501,79 @@
       <w:proofErr w:type="spellEnd"/>
       <w:r>
         <w:rPr>
-          <w:sz w:val="20"/>
-          <w:szCs w:val="20"/>
           <w:lang w:val="pt-BR"/>
         </w:rPr>
-        <w:t>;</w:t>
+        <w:br/>
+        <w:t>Formação prática em análise exploratória de dados, aplicação de algoritmos de machine learning supervisionado e não supervisionado, e construção de dashboards interativos.</w:t>
       </w:r>
     </w:p>
     <w:p>
       <w:pPr>
         <w:pStyle w:val="Commarcadores"/>
         <w:rPr>
-          <w:sz w:val="20"/>
-          <w:szCs w:val="20"/>
           <w:lang w:val="pt-BR"/>
         </w:rPr>
       </w:pPr>
       <w:r>
         <w:rPr>
-          <w:sz w:val="20"/>
-          <w:szCs w:val="20"/>
+          <w:b/>
+          <w:bCs/>
           <w:lang w:val="pt-BR"/>
         </w:rPr>
         <w:t xml:space="preserve">Proficiência Linguística em </w:t>
       </w:r>
+      <w:proofErr w:type="gramStart"/>
       <w:r>
         <w:rPr>
-          <w:sz w:val="20"/>
-          <w:szCs w:val="20"/>
+          <w:b/>
+          <w:bCs/>
           <w:lang w:val="pt-BR"/>
         </w:rPr>
-        <w:t>inglês</w:t>
+        <w:t>Inglês</w:t>
       </w:r>
+      <w:proofErr w:type="gramEnd"/>
       <w:r>
         <w:rPr>
-          <w:sz w:val="20"/>
-          <w:szCs w:val="20"/>
+          <w:b/>
+          <w:bCs/>
           <w:lang w:val="pt-BR"/>
         </w:rPr>
-        <w:t xml:space="preserve"> pela </w:t>
+        <w:t xml:space="preserve"> – </w:t>
       </w:r>
       <w:proofErr w:type="spellStart"/>
       <w:r>
         <w:rPr>
-          <w:sz w:val="20"/>
-          <w:szCs w:val="20"/>
+          <w:b/>
+          <w:bCs/>
           <w:lang w:val="pt-BR"/>
         </w:rPr>
-        <w:t>Wize-Up</w:t>
+        <w:t>Wize</w:t>
       </w:r>
       <w:proofErr w:type="spellEnd"/>
       <w:r>
         <w:rPr>
-          <w:sz w:val="20"/>
-          <w:szCs w:val="20"/>
+          <w:b/>
+          <w:bCs/>
           <w:lang w:val="pt-BR"/>
         </w:rPr>
-        <w:t>.</w:t>
+        <w:t xml:space="preserve"> </w:t>
+      </w:r>
+      <w:proofErr w:type="spellStart"/>
+      <w:r>
+        <w:rPr>
+          <w:b/>
+          <w:bCs/>
+          <w:lang w:val="pt-BR"/>
+        </w:rPr>
+        <w:t>Up</w:t>
+      </w:r>
+      <w:proofErr w:type="spellEnd"/>
+      <w:r>
+        <w:rPr>
+          <w:lang w:val="pt-BR"/>
+        </w:rPr>
+        <w:br/>
+        <w:t>Certificação de fluência comunicacional e leitura técnica em inglês, com foco na compreensão de conteúdos técnicos, manuais de software e comunicação corporativa internacional.</w:t>
       </w:r>
     </w:p>
     <w:p>
@@ -1191,8 +1585,6 @@
         </w:numPr>
         <w:ind w:left="360" w:hanging="360"/>
         <w:rPr>
-          <w:sz w:val="20"/>
-          <w:szCs w:val="20"/>
           <w:lang w:val="pt-BR"/>
         </w:rPr>
       </w:pPr>
@@ -1208,8 +1600,8 @@
         <w:rPr>
           <w:b/>
           <w:bCs/>
-          <w:sz w:val="28"/>
-          <w:szCs w:val="28"/>
+          <w:sz w:val="32"/>
+          <w:szCs w:val="32"/>
           <w:lang w:val="pt-BR"/>
         </w:rPr>
       </w:pPr>
@@ -1217,8 +1609,8 @@
         <w:rPr>
           <w:b/>
           <w:bCs/>
-          <w:sz w:val="28"/>
-          <w:szCs w:val="28"/>
+          <w:sz w:val="32"/>
+          <w:szCs w:val="32"/>
           <w:lang w:val="pt-BR"/>
         </w:rPr>
         <w:t>HABILIDADES</w:t>
@@ -1228,38 +1620,276 @@
       <w:pPr>
         <w:pStyle w:val="Commarcadores"/>
         <w:rPr>
-          <w:sz w:val="20"/>
-          <w:szCs w:val="20"/>
           <w:lang w:val="pt-BR"/>
         </w:rPr>
       </w:pPr>
       <w:r>
         <w:rPr>
-          <w:sz w:val="20"/>
-          <w:szCs w:val="20"/>
+          <w:b/>
+          <w:bCs/>
           <w:lang w:val="pt-BR"/>
         </w:rPr>
-        <w:t xml:space="preserve">Perfil de </w:t>
+        <w:t>Liderança Técnica e Operacional</w:t>
       </w:r>
       <w:r>
         <w:rPr>
-          <w:sz w:val="20"/>
-          <w:szCs w:val="20"/>
           <w:lang w:val="pt-BR"/>
         </w:rPr>
-        <w:t>L</w:t>
+        <w:t xml:space="preserve">: Experiência na condução de projetos estratégicos dentro da PMESP, com destaque para o desenvolvimento e implementação de sistemas críticos como o BELLUM e o </w:t>
+      </w:r>
+      <w:proofErr w:type="spellStart"/>
+      <w:r>
+        <w:rPr>
+          <w:lang w:val="pt-BR"/>
+        </w:rPr>
+        <w:t>AutoCofin</w:t>
+      </w:r>
+      <w:proofErr w:type="spellEnd"/>
+      <w:r>
+        <w:rPr>
+          <w:lang w:val="pt-BR"/>
+        </w:rPr>
+        <w:t>.</w:t>
+      </w:r>
+    </w:p>
+    <w:p>
+      <w:pPr>
+        <w:pStyle w:val="Commarcadores"/>
+        <w:rPr>
+          <w:lang w:val="pt-BR"/>
+        </w:rPr>
+      </w:pPr>
+      <w:r>
+        <w:rPr>
+          <w:b/>
+          <w:bCs/>
+          <w:lang w:val="pt-BR"/>
+        </w:rPr>
+        <w:t>Resolução de Problemas Complexos</w:t>
       </w:r>
       <w:r>
         <w:rPr>
-          <w:sz w:val="20"/>
-          <w:szCs w:val="20"/>
           <w:lang w:val="pt-BR"/>
         </w:rPr>
-        <w:t xml:space="preserve">iderança; Resolução de Problemas; Trabalho em Equipe; Foco em Solução de Problemas; Rápida Aprendizagem; Aprendizado Contínuo; Boa Comunicação; </w:t>
+        <w:t>: Capacidade de identificar gargalos operacionais e propor soluções tecnológicas eficientes, com base em dados e conhecimento logístico.</w:t>
+      </w:r>
+    </w:p>
+    <w:p>
+      <w:pPr>
+        <w:pStyle w:val="Commarcadores"/>
+        <w:rPr>
+          <w:lang w:val="pt-BR"/>
+        </w:rPr>
+      </w:pPr>
+      <w:r>
+        <w:rPr>
+          <w:b/>
+          <w:bCs/>
+          <w:lang w:val="pt-BR"/>
+        </w:rPr>
+        <w:t>Domínio de Ferramentas de Ciência de Dados</w:t>
+      </w:r>
+      <w:r>
+        <w:rPr>
+          <w:lang w:val="pt-BR"/>
+        </w:rPr>
+        <w:t xml:space="preserve">: Proficiência em </w:t>
+      </w:r>
+      <w:r>
+        <w:rPr>
+          <w:b/>
+          <w:bCs/>
+          <w:lang w:val="pt-BR"/>
+        </w:rPr>
+        <w:t>Python, SQL, Excel Avançado, Power BI e Power Query</w:t>
+      </w:r>
+      <w:r>
+        <w:rPr>
+          <w:lang w:val="pt-BR"/>
+        </w:rPr>
+        <w:t>, com foco em análise estatística, modelagem preditiva e visualização de dados.</w:t>
+      </w:r>
+    </w:p>
+    <w:p>
+      <w:pPr>
+        <w:pStyle w:val="Commarcadores"/>
+        <w:rPr>
+          <w:lang w:val="pt-BR"/>
+        </w:rPr>
+      </w:pPr>
+      <w:r>
+        <w:rPr>
+          <w:b/>
+          <w:bCs/>
+          <w:lang w:val="pt-BR"/>
+        </w:rPr>
+        <w:t>Uso Produtivo de Inteligência Artificial</w:t>
+      </w:r>
+      <w:r>
+        <w:rPr>
+          <w:lang w:val="pt-BR"/>
+        </w:rPr>
+        <w:t>: Aplicação prática de IA e machine learning em projetos como previsibilidade logística e automação de tarefas repetitivas com base em dados históricos.</w:t>
+      </w:r>
+    </w:p>
+    <w:p>
+      <w:pPr>
+        <w:pStyle w:val="Commarcadores"/>
+        <w:rPr>
+          <w:lang w:val="pt-BR"/>
+        </w:rPr>
+      </w:pPr>
+      <w:r>
+        <w:rPr>
+          <w:b/>
+          <w:bCs/>
+          <w:lang w:val="pt-BR"/>
+        </w:rPr>
+        <w:t>Desenvolvimento Full Stack Orientado a Dados</w:t>
+      </w:r>
+      <w:r>
+        <w:rPr>
+          <w:lang w:val="pt-BR"/>
+        </w:rPr>
+        <w:t xml:space="preserve">: Experiência com </w:t>
+      </w:r>
+      <w:r>
+        <w:rPr>
+          <w:b/>
+          <w:bCs/>
+          <w:lang w:val="pt-BR"/>
+        </w:rPr>
+        <w:t xml:space="preserve">Next.js, </w:t>
+      </w:r>
+      <w:proofErr w:type="spellStart"/>
+      <w:r>
+        <w:rPr>
+          <w:b/>
+          <w:bCs/>
+          <w:lang w:val="pt-BR"/>
+        </w:rPr>
+        <w:t>React</w:t>
+      </w:r>
+      <w:proofErr w:type="spellEnd"/>
+      <w:r>
+        <w:rPr>
+          <w:b/>
+          <w:bCs/>
+          <w:lang w:val="pt-BR"/>
+        </w:rPr>
+        <w:t xml:space="preserve">, </w:t>
+      </w:r>
+      <w:proofErr w:type="spellStart"/>
+      <w:r>
+        <w:rPr>
+          <w:b/>
+          <w:bCs/>
+          <w:lang w:val="pt-BR"/>
+        </w:rPr>
+        <w:t>TypeScript</w:t>
+      </w:r>
+      <w:proofErr w:type="spellEnd"/>
+      <w:r>
+        <w:rPr>
+          <w:b/>
+          <w:bCs/>
+          <w:lang w:val="pt-BR"/>
+        </w:rPr>
+        <w:t xml:space="preserve">, </w:t>
+      </w:r>
+      <w:proofErr w:type="spellStart"/>
+      <w:r>
+        <w:rPr>
+          <w:b/>
+          <w:bCs/>
+          <w:lang w:val="pt-BR"/>
+        </w:rPr>
+        <w:t>Supabase</w:t>
+      </w:r>
+      <w:proofErr w:type="spellEnd"/>
+      <w:r>
+        <w:rPr>
+          <w:b/>
+          <w:bCs/>
+          <w:lang w:val="pt-BR"/>
+        </w:rPr>
+        <w:t>, PostgreSQL</w:t>
+      </w:r>
+      <w:r>
+        <w:rPr>
+          <w:lang w:val="pt-BR"/>
+        </w:rPr>
+        <w:t>, utilizando metodologias ágeis e integração contínua.</w:t>
+      </w:r>
+    </w:p>
+    <w:p>
+      <w:pPr>
+        <w:pStyle w:val="Commarcadores"/>
+        <w:rPr>
+          <w:lang w:val="pt-BR"/>
+        </w:rPr>
+      </w:pPr>
+      <w:r>
+        <w:rPr>
+          <w:b/>
+          <w:bCs/>
+          <w:lang w:val="pt-BR"/>
+        </w:rPr>
+        <w:t>Comunicação e Colaboração Intersetorial</w:t>
+      </w:r>
+      <w:r>
+        <w:rPr>
+          <w:lang w:val="pt-BR"/>
+        </w:rPr>
+        <w:t>: Facilidade em atuar com equipes de diferentes áreas (logística, TI, recursos humanos, finanças), promovendo integração e eficiência nos processos.</w:t>
+      </w:r>
+    </w:p>
+    <w:p>
+      <w:pPr>
+        <w:pStyle w:val="Commarcadores"/>
+        <w:rPr>
+          <w:lang w:val="pt-BR"/>
+        </w:rPr>
+      </w:pPr>
+      <w:r>
+        <w:rPr>
+          <w:b/>
+          <w:bCs/>
+          <w:lang w:val="pt-BR"/>
+        </w:rPr>
+        <w:t>Aprendizado Contínuo e Autodidata</w:t>
+      </w:r>
+      <w:r>
+        <w:rPr>
+          <w:lang w:val="pt-BR"/>
+        </w:rPr>
+        <w:t>: Rápida assimilação de novas tecnologias e metodologias, com participação ativa em formações, cursos e desenvolvimento de soluções inovadoras.</w:t>
+      </w:r>
+    </w:p>
+    <w:p>
+      <w:pPr>
+        <w:pStyle w:val="Commarcadores"/>
+        <w:rPr>
+          <w:lang w:val="pt-BR"/>
+        </w:rPr>
+      </w:pPr>
+      <w:r>
+        <w:rPr>
+          <w:b/>
+          <w:bCs/>
+          <w:lang w:val="pt-BR"/>
+        </w:rPr>
+        <w:t>Foco em Segurança da Informação e Compliance</w:t>
+      </w:r>
+      <w:r>
+        <w:rPr>
+          <w:lang w:val="pt-BR"/>
+        </w:rPr>
+        <w:t>: Conhecimento das diretrizes da LGPD e aplicação de boas práticas de segurança digital em projetos de dados sensíveis.</w:t>
       </w:r>
     </w:p>
     <w:sectPr>
-      <w:footerReference w:type="default" r:id="rId13"/>
+      <w:footerReference w:type="default" r:id="rId15"/>
       <w:pgSz w:w="11906" w:h="16838" w:code="9"/>
       <w:pgMar w:top="454" w:right="454" w:bottom="454" w:left="454" w:header="578" w:footer="578" w:gutter="0"/>
       <w:pgNumType w:start="1"/>
@@ -1272,7 +1902,7 @@
 </file>
 
 <file path=word/endnotes.xml><?xml version="1.0" encoding="utf-8"?>
-<w:endnotes xmlns:wpc="http://schemas.microsoft.com/office/word/2010/wordprocessingCanvas" xmlns:cx="http://schemas.microsoft.com/office/drawing/2014/chartex" xmlns:cx1="http://schemas.microsoft.com/office/drawing/2015/9/8/chartex" xmlns:cx2="http://schemas.microsoft.com/office/drawing/2015/10/21/chartex" xmlns:cx3="http://schemas.microsoft.com/office/drawing/2016/5/9/chartex" xmlns:cx4="http://schemas.microsoft.com/office/drawing/2016/5/10/chartex" xmlns:cx5="http://schemas.microsoft.com/office/drawing/2016/5/11/chartex" xmlns:cx6="http://schemas.microsoft.com/office/drawing/2016/5/12/chartex" xmlns:cx7="http://schemas.microsoft.com/office/drawing/2016/5/13/chartex" xmlns:cx8="http://schemas.microsoft.com/office/drawing/2016/5/14/chartex" xmlns:mc="http://schemas.openxmlformats.org/markup-compatibility/2006" xmlns:aink="http://schemas.microsoft.com/office/drawing/2016/ink" xmlns:am3d="http://schemas.microsoft.com/office/drawing/2017/model3d" xmlns:o="urn:schemas-microsoft-com:office:office" xmlns:oel="http://schemas.microsoft.com/office/2019/extlst" xmlns:r="http://schemas.openxmlformats.org/officeDocument/2006/relationships" xmlns:m="http://schemas.openxmlformats.org/officeDocument/2006/math" xmlns:v="urn:schemas-microsoft-com:vml" xmlns:wp14="http://schemas.microsoft.com/office/word/2010/wordprocessingDrawing" xmlns:wp="http://schemas.openxmlformats.org/drawingml/2006/wordprocessingDrawing" xmlns:w10="urn:schemas-microsoft-com:office:word" xmlns:w="http://schemas.openxmlformats.org/wordprocessingml/2006/main" xmlns:w14="http://schemas.microsoft.com/office/word/2010/wordml" xmlns:w15="http://schemas.microsoft.com/office/word/2012/wordml" xmlns:w16cex="http://schemas.microsoft.com/office/word/2018/wordml/cex" xmlns:w16cid="http://schemas.microsoft.com/office/word/2016/wordml/cid" xmlns:w16="http://schemas.microsoft.com/office/word/2018/wordml" xmlns:w16du="http://schemas.microsoft.com/office/word/2023/wordml/word16du" xmlns:w16sdtdh="http://schemas.microsoft.com/office/word/2020/wordml/sdtdatahash" xmlns:w16se="http://schemas.microsoft.com/office/word/2015/wordml/symex" xmlns:wpg="http://schemas.microsoft.com/office/word/2010/wordprocessingGroup" xmlns:wpi="http://schemas.microsoft.com/office/word/2010/wordprocessingInk" xmlns:wne="http://schemas.microsoft.com/office/word/2006/wordml" xmlns:wps="http://schemas.microsoft.com/office/word/2010/wordprocessingShape" mc:Ignorable="w14 w15 w16se w16cid w16 w16cex w16sdtdh w16du wp14">
+<w:endnotes xmlns:wpc="http://schemas.microsoft.com/office/word/2010/wordprocessingCanvas" xmlns:cx="http://schemas.microsoft.com/office/drawing/2014/chartex" xmlns:cx1="http://schemas.microsoft.com/office/drawing/2015/9/8/chartex" xmlns:cx2="http://schemas.microsoft.com/office/drawing/2015/10/21/chartex" xmlns:cx3="http://schemas.microsoft.com/office/drawing/2016/5/9/chartex" xmlns:cx4="http://schemas.microsoft.com/office/drawing/2016/5/10/chartex" xmlns:cx5="http://schemas.microsoft.com/office/drawing/2016/5/11/chartex" xmlns:cx6="http://schemas.microsoft.com/office/drawing/2016/5/12/chartex" xmlns:cx7="http://schemas.microsoft.com/office/drawing/2016/5/13/chartex" xmlns:cx8="http://schemas.microsoft.com/office/drawing/2016/5/14/chartex" xmlns:mc="http://schemas.openxmlformats.org/markup-compatibility/2006" xmlns:aink="http://schemas.microsoft.com/office/drawing/2016/ink" xmlns:am3d="http://schemas.microsoft.com/office/drawing/2017/model3d" xmlns:o="urn:schemas-microsoft-com:office:office" xmlns:oel="http://schemas.microsoft.com/office/2019/extlst" xmlns:r="http://schemas.openxmlformats.org/officeDocument/2006/relationships" xmlns:m="http://schemas.openxmlformats.org/officeDocument/2006/math" xmlns:v="urn:schemas-microsoft-com:vml" xmlns:wp14="http://schemas.microsoft.com/office/word/2010/wordprocessingDrawing" xmlns:wp="http://schemas.openxmlformats.org/drawingml/2006/wordprocessingDrawing" xmlns:w10="urn:schemas-microsoft-com:office:word" xmlns:w="http://schemas.openxmlformats.org/wordprocessingml/2006/main" xmlns:w14="http://schemas.microsoft.com/office/word/2010/wordml" xmlns:w15="http://schemas.microsoft.com/office/word/2012/wordml" xmlns:w16cex="http://schemas.microsoft.com/office/word/2018/wordml/cex" xmlns:w16cid="http://schemas.microsoft.com/office/word/2016/wordml/cid" xmlns:w16="http://schemas.microsoft.com/office/word/2018/wordml" xmlns:w16du="http://schemas.microsoft.com/office/word/2023/wordml/word16du" xmlns:w16sdtdh="http://schemas.microsoft.com/office/word/2020/wordml/sdtdatahash" xmlns:w16sdtfl="http://schemas.microsoft.com/office/word/2024/wordml/sdtformatlock" xmlns:w16se="http://schemas.microsoft.com/office/word/2015/wordml/symex" xmlns:wpg="http://schemas.microsoft.com/office/word/2010/wordprocessingGroup" xmlns:wpi="http://schemas.microsoft.com/office/word/2010/wordprocessingInk" xmlns:wne="http://schemas.microsoft.com/office/word/2006/wordml" xmlns:wps="http://schemas.microsoft.com/office/word/2010/wordprocessingShape" mc:Ignorable="w14 w15 w16se w16cid w16 w16cex w16sdtdh w16sdtfl w16du wp14">
   <w:endnote w:type="separator" w:id="-1">
     <w:p>
       <w:pPr>
@@ -1297,7 +1927,7 @@
 </file>
 
 <file path=word/footer1.xml><?xml version="1.0" encoding="utf-8"?>
-<w:ftr xmlns:wpc="http://schemas.microsoft.com/office/word/2010/wordprocessingCanvas" xmlns:cx="http://schemas.microsoft.com/office/drawing/2014/chartex" xmlns:cx1="http://schemas.microsoft.com/office/drawing/2015/9/8/chartex" xmlns:cx2="http://schemas.microsoft.com/office/drawing/2015/10/21/chartex" xmlns:cx3="http://schemas.microsoft.com/office/drawing/2016/5/9/chartex" xmlns:cx4="http://schemas.microsoft.com/office/drawing/2016/5/10/chartex" xmlns:cx5="http://schemas.microsoft.com/office/drawing/2016/5/11/chartex" xmlns:cx6="http://schemas.microsoft.com/office/drawing/2016/5/12/chartex" xmlns:cx7="http://schemas.microsoft.com/office/drawing/2016/5/13/chartex" xmlns:cx8="http://schemas.microsoft.com/office/drawing/2016/5/14/chartex" xmlns:mc="http://schemas.openxmlformats.org/markup-compatibility/2006" xmlns:aink="http://schemas.microsoft.com/office/drawing/2016/ink" xmlns:am3d="http://schemas.microsoft.com/office/drawing/2017/model3d" xmlns:o="urn:schemas-microsoft-com:office:office" xmlns:oel="http://schemas.microsoft.com/office/2019/extlst" xmlns:r="http://schemas.openxmlformats.org/officeDocument/2006/relationships" xmlns:m="http://schemas.openxmlformats.org/officeDocument/2006/math" xmlns:v="urn:schemas-microsoft-com:vml" xmlns:wp14="http://schemas.microsoft.com/office/word/2010/wordprocessingDrawing" xmlns:wp="http://schemas.openxmlformats.org/drawingml/2006/wordprocessingDrawing" xmlns:w10="urn:schemas-microsoft-com:office:word" xmlns:w="http://schemas.openxmlformats.org/wordprocessingml/2006/main" xmlns:w14="http://schemas.microsoft.com/office/word/2010/wordml" xmlns:w15="http://schemas.microsoft.com/office/word/2012/wordml" xmlns:w16cex="http://schemas.microsoft.com/office/word/2018/wordml/cex" xmlns:w16cid="http://schemas.microsoft.com/office/word/2016/wordml/cid" xmlns:w16="http://schemas.microsoft.com/office/word/2018/wordml" xmlns:w16du="http://schemas.microsoft.com/office/word/2023/wordml/word16du" xmlns:w16sdtdh="http://schemas.microsoft.com/office/word/2020/wordml/sdtdatahash" xmlns:w16se="http://schemas.microsoft.com/office/word/2015/wordml/symex" xmlns:wpg="http://schemas.microsoft.com/office/word/2010/wordprocessingGroup" xmlns:wpi="http://schemas.microsoft.com/office/word/2010/wordprocessingInk" xmlns:wne="http://schemas.microsoft.com/office/word/2006/wordml" xmlns:wps="http://schemas.microsoft.com/office/word/2010/wordprocessingShape" mc:Ignorable="w14 w15 w16se w16cid w16 w16cex w16sdtdh w16du wp14">
+<w:ftr xmlns:wpc="http://schemas.microsoft.com/office/word/2010/wordprocessingCanvas" xmlns:cx="http://schemas.microsoft.com/office/drawing/2014/chartex" xmlns:cx1="http://schemas.microsoft.com/office/drawing/2015/9/8/chartex" xmlns:cx2="http://schemas.microsoft.com/office/drawing/2015/10/21/chartex" xmlns:cx3="http://schemas.microsoft.com/office/drawing/2016/5/9/chartex" xmlns:cx4="http://schemas.microsoft.com/office/drawing/2016/5/10/chartex" xmlns:cx5="http://schemas.microsoft.com/office/drawing/2016/5/11/chartex" xmlns:cx6="http://schemas.microsoft.com/office/drawing/2016/5/12/chartex" xmlns:cx7="http://schemas.microsoft.com/office/drawing/2016/5/13/chartex" xmlns:cx8="http://schemas.microsoft.com/office/drawing/2016/5/14/chartex" xmlns:mc="http://schemas.openxmlformats.org/markup-compatibility/2006" xmlns:aink="http://schemas.microsoft.com/office/drawing/2016/ink" xmlns:am3d="http://schemas.microsoft.com/office/drawing/2017/model3d" xmlns:o="urn:schemas-microsoft-com:office:office" xmlns:oel="http://schemas.microsoft.com/office/2019/extlst" xmlns:r="http://schemas.openxmlformats.org/officeDocument/2006/relationships" xmlns:m="http://schemas.openxmlformats.org/officeDocument/2006/math" xmlns:v="urn:schemas-microsoft-com:vml" xmlns:wp14="http://schemas.microsoft.com/office/word/2010/wordprocessingDrawing" xmlns:wp="http://schemas.openxmlformats.org/drawingml/2006/wordprocessingDrawing" xmlns:w10="urn:schemas-microsoft-com:office:word" xmlns:w="http://schemas.openxmlformats.org/wordprocessingml/2006/main" xmlns:w14="http://schemas.microsoft.com/office/word/2010/wordml" xmlns:w15="http://schemas.microsoft.com/office/word/2012/wordml" xmlns:w16cex="http://schemas.microsoft.com/office/word/2018/wordml/cex" xmlns:w16cid="http://schemas.microsoft.com/office/word/2016/wordml/cid" xmlns:w16="http://schemas.microsoft.com/office/word/2018/wordml" xmlns:w16du="http://schemas.microsoft.com/office/word/2023/wordml/word16du" xmlns:w16sdtdh="http://schemas.microsoft.com/office/word/2020/wordml/sdtdatahash" xmlns:w16sdtfl="http://schemas.microsoft.com/office/word/2024/wordml/sdtformatlock" xmlns:w16se="http://schemas.microsoft.com/office/word/2015/wordml/symex" xmlns:wpg="http://schemas.microsoft.com/office/word/2010/wordprocessingGroup" xmlns:wpi="http://schemas.microsoft.com/office/word/2010/wordprocessingInk" xmlns:wne="http://schemas.microsoft.com/office/word/2006/wordml" xmlns:wps="http://schemas.microsoft.com/office/word/2010/wordprocessingShape" mc:Ignorable="w14 w15 w16se w16cid w16 w16cex w16sdtdh w16sdtfl w16du wp14">
   <w:sdt>
     <w:sdtPr>
       <w:id w:val="-1341617930"/>
@@ -1355,7 +1985,7 @@
 </file>
 
 <file path=word/footnotes.xml><?xml version="1.0" encoding="utf-8"?>
-<w:footnotes xmlns:wpc="http://schemas.microsoft.com/office/word/2010/wordprocessingCanvas" xmlns:cx="http://schemas.microsoft.com/office/drawing/2014/chartex" xmlns:cx1="http://schemas.microsoft.com/office/drawing/2015/9/8/chartex" xmlns:cx2="http://schemas.microsoft.com/office/drawing/2015/10/21/chartex" xmlns:cx3="http://schemas.microsoft.com/office/drawing/2016/5/9/chartex" xmlns:cx4="http://schemas.microsoft.com/office/drawing/2016/5/10/chartex" xmlns:cx5="http://schemas.microsoft.com/office/drawing/2016/5/11/chartex" xmlns:cx6="http://schemas.microsoft.com/office/drawing/2016/5/12/chartex" xmlns:cx7="http://schemas.microsoft.com/office/drawing/2016/5/13/chartex" xmlns:cx8="http://schemas.microsoft.com/office/drawing/2016/5/14/chartex" xmlns:mc="http://schemas.openxmlformats.org/markup-compatibility/2006" xmlns:aink="http://schemas.microsoft.com/office/drawing/2016/ink" xmlns:am3d="http://schemas.microsoft.com/office/drawing/2017/model3d" xmlns:o="urn:schemas-microsoft-com:office:office" xmlns:oel="http://schemas.microsoft.com/office/2019/extlst" xmlns:r="http://schemas.openxmlformats.org/officeDocument/2006/relationships" xmlns:m="http://schemas.openxmlformats.org/officeDocument/2006/math" xmlns:v="urn:schemas-microsoft-com:vml" xmlns:wp14="http://schemas.microsoft.com/office/word/2010/wordprocessingDrawing" xmlns:wp="http://schemas.openxmlformats.org/drawingml/2006/wordprocessingDrawing" xmlns:w10="urn:schemas-microsoft-com:office:word" xmlns:w="http://schemas.openxmlformats.org/wordprocessingml/2006/main" xmlns:w14="http://schemas.microsoft.com/office/word/2010/wordml" xmlns:w15="http://schemas.microsoft.com/office/word/2012/wordml" xmlns:w16cex="http://schemas.microsoft.com/office/word/2018/wordml/cex" xmlns:w16cid="http://schemas.microsoft.com/office/word/2016/wordml/cid" xmlns:w16="http://schemas.microsoft.com/office/word/2018/wordml" xmlns:w16du="http://schemas.microsoft.com/office/word/2023/wordml/word16du" xmlns:w16sdtdh="http://schemas.microsoft.com/office/word/2020/wordml/sdtdatahash" xmlns:w16se="http://schemas.microsoft.com/office/word/2015/wordml/symex" xmlns:wpg="http://schemas.microsoft.com/office/word/2010/wordprocessingGroup" xmlns:wpi="http://schemas.microsoft.com/office/word/2010/wordprocessingInk" xmlns:wne="http://schemas.microsoft.com/office/word/2006/wordml" xmlns:wps="http://schemas.microsoft.com/office/word/2010/wordprocessingShape" mc:Ignorable="w14 w15 w16se w16cid w16 w16cex w16sdtdh w16du wp14">
+<w:footnotes xmlns:wpc="http://schemas.microsoft.com/office/word/2010/wordprocessingCanvas" xmlns:cx="http://schemas.microsoft.com/office/drawing/2014/chartex" xmlns:cx1="http://schemas.microsoft.com/office/drawing/2015/9/8/chartex" xmlns:cx2="http://schemas.microsoft.com/office/drawing/2015/10/21/chartex" xmlns:cx3="http://schemas.microsoft.com/office/drawing/2016/5/9/chartex" xmlns:cx4="http://schemas.microsoft.com/office/drawing/2016/5/10/chartex" xmlns:cx5="http://schemas.microsoft.com/office/drawing/2016/5/11/chartex" xmlns:cx6="http://schemas.microsoft.com/office/drawing/2016/5/12/chartex" xmlns:cx7="http://schemas.microsoft.com/office/drawing/2016/5/13/chartex" xmlns:cx8="http://schemas.microsoft.com/office/drawing/2016/5/14/chartex" xmlns:mc="http://schemas.openxmlformats.org/markup-compatibility/2006" xmlns:aink="http://schemas.microsoft.com/office/drawing/2016/ink" xmlns:am3d="http://schemas.microsoft.com/office/drawing/2017/model3d" xmlns:o="urn:schemas-microsoft-com:office:office" xmlns:oel="http://schemas.microsoft.com/office/2019/extlst" xmlns:r="http://schemas.openxmlformats.org/officeDocument/2006/relationships" xmlns:m="http://schemas.openxmlformats.org/officeDocument/2006/math" xmlns:v="urn:schemas-microsoft-com:vml" xmlns:wp14="http://schemas.microsoft.com/office/word/2010/wordprocessingDrawing" xmlns:wp="http://schemas.openxmlformats.org/drawingml/2006/wordprocessingDrawing" xmlns:w10="urn:schemas-microsoft-com:office:word" xmlns:w="http://schemas.openxmlformats.org/wordprocessingml/2006/main" xmlns:w14="http://schemas.microsoft.com/office/word/2010/wordml" xmlns:w15="http://schemas.microsoft.com/office/word/2012/wordml" xmlns:w16cex="http://schemas.microsoft.com/office/word/2018/wordml/cex" xmlns:w16cid="http://schemas.microsoft.com/office/word/2016/wordml/cid" xmlns:w16="http://schemas.microsoft.com/office/word/2018/wordml" xmlns:w16du="http://schemas.microsoft.com/office/word/2023/wordml/word16du" xmlns:w16sdtdh="http://schemas.microsoft.com/office/word/2020/wordml/sdtdatahash" xmlns:w16sdtfl="http://schemas.microsoft.com/office/word/2024/wordml/sdtformatlock" xmlns:w16se="http://schemas.microsoft.com/office/word/2015/wordml/symex" xmlns:wpg="http://schemas.microsoft.com/office/word/2010/wordprocessingGroup" xmlns:wpi="http://schemas.microsoft.com/office/word/2010/wordprocessingInk" xmlns:wne="http://schemas.microsoft.com/office/word/2006/wordml" xmlns:wps="http://schemas.microsoft.com/office/word/2010/wordprocessingShape" mc:Ignorable="w14 w15 w16se w16cid w16 w16cex w16sdtdh w16sdtfl w16du wp14">
   <w:footnote w:type="separator" w:id="-1">
     <w:p>
       <w:pPr>
@@ -1380,7 +2010,7 @@
 </file>
 
 <file path=word/numbering.xml><?xml version="1.0" encoding="utf-8"?>
-<w:numbering xmlns:wpc="http://schemas.microsoft.com/office/word/2010/wordprocessingCanvas" xmlns:cx="http://schemas.microsoft.com/office/drawing/2014/chartex" xmlns:cx1="http://schemas.microsoft.com/office/drawing/2015/9/8/chartex" xmlns:cx2="http://schemas.microsoft.com/office/drawing/2015/10/21/chartex" xmlns:cx3="http://schemas.microsoft.com/office/drawing/2016/5/9/chartex" xmlns:cx4="http://schemas.microsoft.com/office/drawing/2016/5/10/chartex" xmlns:cx5="http://schemas.microsoft.com/office/drawing/2016/5/11/chartex" xmlns:cx6="http://schemas.microsoft.com/office/drawing/2016/5/12/chartex" xmlns:cx7="http://schemas.microsoft.com/office/drawing/2016/5/13/chartex" xmlns:cx8="http://schemas.microsoft.com/office/drawing/2016/5/14/chartex" xmlns:mc="http://schemas.openxmlformats.org/markup-compatibility/2006" xmlns:aink="http://schemas.microsoft.com/office/drawing/2016/ink" xmlns:am3d="http://schemas.microsoft.com/office/drawing/2017/model3d" xmlns:o="urn:schemas-microsoft-com:office:office" xmlns:oel="http://schemas.microsoft.com/office/2019/extlst" xmlns:r="http://schemas.openxmlformats.org/officeDocument/2006/relationships" xmlns:m="http://schemas.openxmlformats.org/officeDocument/2006/math" xmlns:v="urn:schemas-microsoft-com:vml" xmlns:wp14="http://schemas.microsoft.com/office/word/2010/wordprocessingDrawing" xmlns:wp="http://schemas.openxmlformats.org/drawingml/2006/wordprocessingDrawing" xmlns:w10="urn:schemas-microsoft-com:office:word" xmlns:w="http://schemas.openxmlformats.org/wordprocessingml/2006/main" xmlns:w14="http://schemas.microsoft.com/office/word/2010/wordml" xmlns:w15="http://schemas.microsoft.com/office/word/2012/wordml" xmlns:w16cex="http://schemas.microsoft.com/office/word/2018/wordml/cex" xmlns:w16cid="http://schemas.microsoft.com/office/word/2016/wordml/cid" xmlns:w16="http://schemas.microsoft.com/office/word/2018/wordml" xmlns:w16du="http://schemas.microsoft.com/office/word/2023/wordml/word16du" xmlns:w16sdtdh="http://schemas.microsoft.com/office/word/2020/wordml/sdtdatahash" xmlns:w16se="http://schemas.microsoft.com/office/word/2015/wordml/symex" xmlns:wpg="http://schemas.microsoft.com/office/word/2010/wordprocessingGroup" xmlns:wpi="http://schemas.microsoft.com/office/word/2010/wordprocessingInk" xmlns:wne="http://schemas.microsoft.com/office/word/2006/wordml" xmlns:wps="http://schemas.microsoft.com/office/word/2010/wordprocessingShape" mc:Ignorable="w14 w15 w16se w16cid w16 w16cex w16sdtdh w16du wp14">
+<w:numbering xmlns:wpc="http://schemas.microsoft.com/office/word/2010/wordprocessingCanvas" xmlns:cx="http://schemas.microsoft.com/office/drawing/2014/chartex" xmlns:cx1="http://schemas.microsoft.com/office/drawing/2015/9/8/chartex" xmlns:cx2="http://schemas.microsoft.com/office/drawing/2015/10/21/chartex" xmlns:cx3="http://schemas.microsoft.com/office/drawing/2016/5/9/chartex" xmlns:cx4="http://schemas.microsoft.com/office/drawing/2016/5/10/chartex" xmlns:cx5="http://schemas.microsoft.com/office/drawing/2016/5/11/chartex" xmlns:cx6="http://schemas.microsoft.com/office/drawing/2016/5/12/chartex" xmlns:cx7="http://schemas.microsoft.com/office/drawing/2016/5/13/chartex" xmlns:cx8="http://schemas.microsoft.com/office/drawing/2016/5/14/chartex" xmlns:mc="http://schemas.openxmlformats.org/markup-compatibility/2006" xmlns:aink="http://schemas.microsoft.com/office/drawing/2016/ink" xmlns:am3d="http://schemas.microsoft.com/office/drawing/2017/model3d" xmlns:o="urn:schemas-microsoft-com:office:office" xmlns:oel="http://schemas.microsoft.com/office/2019/extlst" xmlns:r="http://schemas.openxmlformats.org/officeDocument/2006/relationships" xmlns:m="http://schemas.openxmlformats.org/officeDocument/2006/math" xmlns:v="urn:schemas-microsoft-com:vml" xmlns:wp14="http://schemas.microsoft.com/office/word/2010/wordprocessingDrawing" xmlns:wp="http://schemas.openxmlformats.org/drawingml/2006/wordprocessingDrawing" xmlns:w10="urn:schemas-microsoft-com:office:word" xmlns:w="http://schemas.openxmlformats.org/wordprocessingml/2006/main" xmlns:w14="http://schemas.microsoft.com/office/word/2010/wordml" xmlns:w15="http://schemas.microsoft.com/office/word/2012/wordml" xmlns:w16cex="http://schemas.microsoft.com/office/word/2018/wordml/cex" xmlns:w16cid="http://schemas.microsoft.com/office/word/2016/wordml/cid" xmlns:w16="http://schemas.microsoft.com/office/word/2018/wordml" xmlns:w16du="http://schemas.microsoft.com/office/word/2023/wordml/word16du" xmlns:w16sdtdh="http://schemas.microsoft.com/office/word/2020/wordml/sdtdatahash" xmlns:w16sdtfl="http://schemas.microsoft.com/office/word/2024/wordml/sdtformatlock" xmlns:w16se="http://schemas.microsoft.com/office/word/2015/wordml/symex" xmlns:wpg="http://schemas.microsoft.com/office/word/2010/wordprocessingGroup" xmlns:wpi="http://schemas.microsoft.com/office/word/2010/wordprocessingInk" xmlns:wne="http://schemas.microsoft.com/office/word/2006/wordml" xmlns:wps="http://schemas.microsoft.com/office/word/2010/wordprocessingShape" mc:Ignorable="w14 w15 w16se w16cid w16 w16cex w16sdtdh w16sdtfl w16du wp14">
   <w:abstractNum w:abstractNumId="0" w15:restartNumberingAfterBreak="0">
     <w:nsid w:val="FFFFFF7C"/>
     <w:multiLevelType w:val="singleLevel"/>
@@ -1558,11 +2188,10 @@
   <w:abstractNum w:abstractNumId="9" w15:restartNumberingAfterBreak="0">
     <w:nsid w:val="FFFFFF89"/>
     <w:multiLevelType w:val="singleLevel"/>
-    <w:tmpl w:val="F9B64A48"/>
+    <w:tmpl w:val="564E8960"/>
     <w:lvl w:ilvl="0">
       <w:start w:val="1"/>
       <w:numFmt w:val="bullet"/>
-      <w:pStyle w:val="Commarcadores"/>
       <w:lvlText w:val="·"/>
       <w:lvlJc w:val="left"/>
       <w:pPr>
@@ -1803,6 +2432,304 @@
     </w:lvl>
   </w:abstractNum>
   <w:abstractNum w:abstractNumId="12" w15:restartNumberingAfterBreak="0">
+    <w:nsid w:val="27C564D2"/>
+    <w:multiLevelType w:val="multilevel"/>
+    <w:tmpl w:val="393283BA"/>
+    <w:lvl w:ilvl="0">
+      <w:start w:val="1"/>
+      <w:numFmt w:val="bullet"/>
+      <w:lvlText w:val=""/>
+      <w:lvlJc w:val="left"/>
+      <w:pPr>
+        <w:tabs>
+          <w:tab w:val="num" w:pos="720"/>
+        </w:tabs>
+        <w:ind w:left="720" w:hanging="360"/>
+      </w:pPr>
+      <w:rPr>
+        <w:rFonts w:ascii="Symbol" w:hAnsi="Symbol" w:hint="default"/>
+        <w:sz w:val="20"/>
+      </w:rPr>
+    </w:lvl>
+    <w:lvl w:ilvl="1" w:tentative="1">
+      <w:start w:val="1"/>
+      <w:numFmt w:val="bullet"/>
+      <w:lvlText w:val="o"/>
+      <w:lvlJc w:val="left"/>
+      <w:pPr>
+        <w:tabs>
+          <w:tab w:val="num" w:pos="1440"/>
+        </w:tabs>
+        <w:ind w:left="1440" w:hanging="360"/>
+      </w:pPr>
+      <w:rPr>
+        <w:rFonts w:ascii="Courier New" w:hAnsi="Courier New" w:hint="default"/>
+        <w:sz w:val="20"/>
+      </w:rPr>
+    </w:lvl>
+    <w:lvl w:ilvl="2" w:tentative="1">
+      <w:start w:val="1"/>
+      <w:numFmt w:val="bullet"/>
+      <w:lvlText w:val=""/>
+      <w:lvlJc w:val="left"/>
+      <w:pPr>
+        <w:tabs>
+          <w:tab w:val="num" w:pos="2160"/>
+        </w:tabs>
+        <w:ind w:left="2160" w:hanging="360"/>
+      </w:pPr>
+      <w:rPr>
+        <w:rFonts w:ascii="Wingdings" w:hAnsi="Wingdings" w:hint="default"/>
+        <w:sz w:val="20"/>
+      </w:rPr>
+    </w:lvl>
+    <w:lvl w:ilvl="3" w:tentative="1">
+      <w:start w:val="1"/>
+      <w:numFmt w:val="bullet"/>
+      <w:lvlText w:val=""/>
+      <w:lvlJc w:val="left"/>
+      <w:pPr>
+        <w:tabs>
+          <w:tab w:val="num" w:pos="2880"/>
+        </w:tabs>
+        <w:ind w:left="2880" w:hanging="360"/>
+      </w:pPr>
+      <w:rPr>
+        <w:rFonts w:ascii="Wingdings" w:hAnsi="Wingdings" w:hint="default"/>
+        <w:sz w:val="20"/>
+      </w:rPr>
+    </w:lvl>
+    <w:lvl w:ilvl="4" w:tentative="1">
+      <w:start w:val="1"/>
+      <w:numFmt w:val="bullet"/>
+      <w:lvlText w:val=""/>
+      <w:lvlJc w:val="left"/>
+      <w:pPr>
+        <w:tabs>
+          <w:tab w:val="num" w:pos="3600"/>
+        </w:tabs>
+        <w:ind w:left="3600" w:hanging="360"/>
+      </w:pPr>
+      <w:rPr>
+        <w:rFonts w:ascii="Wingdings" w:hAnsi="Wingdings" w:hint="default"/>
+        <w:sz w:val="20"/>
+      </w:rPr>
+    </w:lvl>
+    <w:lvl w:ilvl="5" w:tentative="1">
+      <w:start w:val="1"/>
+      <w:numFmt w:val="bullet"/>
+      <w:lvlText w:val=""/>
+      <w:lvlJc w:val="left"/>
+      <w:pPr>
+        <w:tabs>
+          <w:tab w:val="num" w:pos="4320"/>
+        </w:tabs>
+        <w:ind w:left="4320" w:hanging="360"/>
+      </w:pPr>
+      <w:rPr>
+        <w:rFonts w:ascii="Wingdings" w:hAnsi="Wingdings" w:hint="default"/>
+        <w:sz w:val="20"/>
+      </w:rPr>
+    </w:lvl>
+    <w:lvl w:ilvl="6" w:tentative="1">
+      <w:start w:val="1"/>
+      <w:numFmt w:val="bullet"/>
+      <w:lvlText w:val=""/>
+      <w:lvlJc w:val="left"/>
+      <w:pPr>
+        <w:tabs>
+          <w:tab w:val="num" w:pos="5040"/>
+        </w:tabs>
+        <w:ind w:left="5040" w:hanging="360"/>
+      </w:pPr>
+      <w:rPr>
+        <w:rFonts w:ascii="Wingdings" w:hAnsi="Wingdings" w:hint="default"/>
+        <w:sz w:val="20"/>
+      </w:rPr>
+    </w:lvl>
+    <w:lvl w:ilvl="7" w:tentative="1">
+      <w:start w:val="1"/>
+      <w:numFmt w:val="bullet"/>
+      <w:lvlText w:val=""/>
+      <w:lvlJc w:val="left"/>
+      <w:pPr>
+        <w:tabs>
+          <w:tab w:val="num" w:pos="5760"/>
+        </w:tabs>
+        <w:ind w:left="5760" w:hanging="360"/>
+      </w:pPr>
+      <w:rPr>
+        <w:rFonts w:ascii="Wingdings" w:hAnsi="Wingdings" w:hint="default"/>
+        <w:sz w:val="20"/>
+      </w:rPr>
+    </w:lvl>
+    <w:lvl w:ilvl="8" w:tentative="1">
+      <w:start w:val="1"/>
+      <w:numFmt w:val="bullet"/>
+      <w:lvlText w:val=""/>
+      <w:lvlJc w:val="left"/>
+      <w:pPr>
+        <w:tabs>
+          <w:tab w:val="num" w:pos="6480"/>
+        </w:tabs>
+        <w:ind w:left="6480" w:hanging="360"/>
+      </w:pPr>
+      <w:rPr>
+        <w:rFonts w:ascii="Wingdings" w:hAnsi="Wingdings" w:hint="default"/>
+        <w:sz w:val="20"/>
+      </w:rPr>
+    </w:lvl>
+  </w:abstractNum>
+  <w:abstractNum w:abstractNumId="13" w15:restartNumberingAfterBreak="0">
+    <w:nsid w:val="376269E7"/>
+    <w:multiLevelType w:val="multilevel"/>
+    <w:tmpl w:val="18A0FE90"/>
+    <w:lvl w:ilvl="0">
+      <w:start w:val="1"/>
+      <w:numFmt w:val="bullet"/>
+      <w:lvlText w:val=""/>
+      <w:lvlJc w:val="left"/>
+      <w:pPr>
+        <w:tabs>
+          <w:tab w:val="num" w:pos="720"/>
+        </w:tabs>
+        <w:ind w:left="720" w:hanging="360"/>
+      </w:pPr>
+      <w:rPr>
+        <w:rFonts w:ascii="Symbol" w:hAnsi="Symbol" w:hint="default"/>
+        <w:sz w:val="20"/>
+      </w:rPr>
+    </w:lvl>
+    <w:lvl w:ilvl="1" w:tentative="1">
+      <w:start w:val="1"/>
+      <w:numFmt w:val="bullet"/>
+      <w:lvlText w:val="o"/>
+      <w:lvlJc w:val="left"/>
+      <w:pPr>
+        <w:tabs>
+          <w:tab w:val="num" w:pos="1440"/>
+        </w:tabs>
+        <w:ind w:left="1440" w:hanging="360"/>
+      </w:pPr>
+      <w:rPr>
+        <w:rFonts w:ascii="Courier New" w:hAnsi="Courier New" w:hint="default"/>
+        <w:sz w:val="20"/>
+      </w:rPr>
+    </w:lvl>
+    <w:lvl w:ilvl="2" w:tentative="1">
+      <w:start w:val="1"/>
+      <w:numFmt w:val="bullet"/>
+      <w:lvlText w:val=""/>
+      <w:lvlJc w:val="left"/>
+      <w:pPr>
+        <w:tabs>
+          <w:tab w:val="num" w:pos="2160"/>
+        </w:tabs>
+        <w:ind w:left="2160" w:hanging="360"/>
+      </w:pPr>
+      <w:rPr>
+        <w:rFonts w:ascii="Wingdings" w:hAnsi="Wingdings" w:hint="default"/>
+        <w:sz w:val="20"/>
+      </w:rPr>
+    </w:lvl>
+    <w:lvl w:ilvl="3" w:tentative="1">
+      <w:start w:val="1"/>
+      <w:numFmt w:val="bullet"/>
+      <w:lvlText w:val=""/>
+      <w:lvlJc w:val="left"/>
+      <w:pPr>
+        <w:tabs>
+          <w:tab w:val="num" w:pos="2880"/>
+        </w:tabs>
+        <w:ind w:left="2880" w:hanging="360"/>
+      </w:pPr>
+      <w:rPr>
+        <w:rFonts w:ascii="Wingdings" w:hAnsi="Wingdings" w:hint="default"/>
+        <w:sz w:val="20"/>
+      </w:rPr>
+    </w:lvl>
+    <w:lvl w:ilvl="4" w:tentative="1">
+      <w:start w:val="1"/>
+      <w:numFmt w:val="bullet"/>
+      <w:lvlText w:val=""/>
+      <w:lvlJc w:val="left"/>
+      <w:pPr>
+        <w:tabs>
+          <w:tab w:val="num" w:pos="3600"/>
+        </w:tabs>
+        <w:ind w:left="3600" w:hanging="360"/>
+      </w:pPr>
+      <w:rPr>
+        <w:rFonts w:ascii="Wingdings" w:hAnsi="Wingdings" w:hint="default"/>
+        <w:sz w:val="20"/>
+      </w:rPr>
+    </w:lvl>
+    <w:lvl w:ilvl="5" w:tentative="1">
+      <w:start w:val="1"/>
+      <w:numFmt w:val="bullet"/>
+      <w:lvlText w:val=""/>
+      <w:lvlJc w:val="left"/>
+      <w:pPr>
+        <w:tabs>
+          <w:tab w:val="num" w:pos="4320"/>
+        </w:tabs>
+        <w:ind w:left="4320" w:hanging="360"/>
+      </w:pPr>
+      <w:rPr>
+        <w:rFonts w:ascii="Wingdings" w:hAnsi="Wingdings" w:hint="default"/>
+        <w:sz w:val="20"/>
+      </w:rPr>
+    </w:lvl>
+    <w:lvl w:ilvl="6" w:tentative="1">
+      <w:start w:val="1"/>
+      <w:numFmt w:val="bullet"/>
+      <w:lvlText w:val=""/>
+      <w:lvlJc w:val="left"/>
+      <w:pPr>
+        <w:tabs>
+          <w:tab w:val="num" w:pos="5040"/>
+        </w:tabs>
+        <w:ind w:left="5040" w:hanging="360"/>
+      </w:pPr>
+      <w:rPr>
+        <w:rFonts w:ascii="Wingdings" w:hAnsi="Wingdings" w:hint="default"/>
+        <w:sz w:val="20"/>
+      </w:rPr>
+    </w:lvl>
+    <w:lvl w:ilvl="7" w:tentative="1">
+      <w:start w:val="1"/>
+      <w:numFmt w:val="bullet"/>
+      <w:lvlText w:val=""/>
+      <w:lvlJc w:val="left"/>
+      <w:pPr>
+        <w:tabs>
+          <w:tab w:val="num" w:pos="5760"/>
+        </w:tabs>
+        <w:ind w:left="5760" w:hanging="360"/>
+      </w:pPr>
+      <w:rPr>
+        <w:rFonts w:ascii="Wingdings" w:hAnsi="Wingdings" w:hint="default"/>
+        <w:sz w:val="20"/>
+      </w:rPr>
+    </w:lvl>
+    <w:lvl w:ilvl="8" w:tentative="1">
+      <w:start w:val="1"/>
+      <w:numFmt w:val="bullet"/>
+      <w:lvlText w:val=""/>
+      <w:lvlJc w:val="left"/>
+      <w:pPr>
+        <w:tabs>
+          <w:tab w:val="num" w:pos="6480"/>
+        </w:tabs>
+        <w:ind w:left="6480" w:hanging="360"/>
+      </w:pPr>
+      <w:rPr>
+        <w:rFonts w:ascii="Wingdings" w:hAnsi="Wingdings" w:hint="default"/>
+        <w:sz w:val="20"/>
+      </w:rPr>
+    </w:lvl>
+  </w:abstractNum>
+  <w:abstractNum w:abstractNumId="14" w15:restartNumberingAfterBreak="0">
     <w:nsid w:val="39D60330"/>
     <w:multiLevelType w:val="multilevel"/>
     <w:tmpl w:val="867E0FF0"/>
@@ -1925,7 +2852,7 @@
       </w:rPr>
     </w:lvl>
   </w:abstractNum>
-  <w:abstractNum w:abstractNumId="13" w15:restartNumberingAfterBreak="0">
+  <w:abstractNum w:abstractNumId="15" w15:restartNumberingAfterBreak="0">
     <w:nsid w:val="50702048"/>
     <w:multiLevelType w:val="hybridMultilevel"/>
     <w:tmpl w:val="658AB4F0"/>
@@ -2038,7 +2965,7 @@
       </w:rPr>
     </w:lvl>
   </w:abstractNum>
-  <w:abstractNum w:abstractNumId="14" w15:restartNumberingAfterBreak="0">
+  <w:abstractNum w:abstractNumId="16" w15:restartNumberingAfterBreak="0">
     <w:nsid w:val="568867E1"/>
     <w:multiLevelType w:val="hybridMultilevel"/>
     <w:tmpl w:val="BDC4B166"/>
@@ -2151,7 +3078,7 @@
       </w:rPr>
     </w:lvl>
   </w:abstractNum>
-  <w:abstractNum w:abstractNumId="15" w15:restartNumberingAfterBreak="0">
+  <w:abstractNum w:abstractNumId="17" w15:restartNumberingAfterBreak="0">
     <w:nsid w:val="5EF942E3"/>
     <w:multiLevelType w:val="hybridMultilevel"/>
     <w:tmpl w:val="942A9B5A"/>
@@ -2264,7 +3191,156 @@
       </w:rPr>
     </w:lvl>
   </w:abstractNum>
-  <w:abstractNum w:abstractNumId="16" w15:restartNumberingAfterBreak="0">
+  <w:abstractNum w:abstractNumId="18" w15:restartNumberingAfterBreak="0">
+    <w:nsid w:val="6CB06C9A"/>
+    <w:multiLevelType w:val="multilevel"/>
+    <w:tmpl w:val="23F4C67C"/>
+    <w:lvl w:ilvl="0">
+      <w:start w:val="1"/>
+      <w:numFmt w:val="bullet"/>
+      <w:lvlText w:val=""/>
+      <w:lvlJc w:val="left"/>
+      <w:pPr>
+        <w:tabs>
+          <w:tab w:val="num" w:pos="720"/>
+        </w:tabs>
+        <w:ind w:left="720" w:hanging="360"/>
+      </w:pPr>
+      <w:rPr>
+        <w:rFonts w:ascii="Symbol" w:hAnsi="Symbol" w:hint="default"/>
+        <w:sz w:val="20"/>
+      </w:rPr>
+    </w:lvl>
+    <w:lvl w:ilvl="1" w:tentative="1">
+      <w:start w:val="1"/>
+      <w:numFmt w:val="bullet"/>
+      <w:lvlText w:val="o"/>
+      <w:lvlJc w:val="left"/>
+      <w:pPr>
+        <w:tabs>
+          <w:tab w:val="num" w:pos="1440"/>
+        </w:tabs>
+        <w:ind w:left="1440" w:hanging="360"/>
+      </w:pPr>
+      <w:rPr>
+        <w:rFonts w:ascii="Courier New" w:hAnsi="Courier New" w:hint="default"/>
+        <w:sz w:val="20"/>
+      </w:rPr>
+    </w:lvl>
+    <w:lvl w:ilvl="2" w:tentative="1">
+      <w:start w:val="1"/>
+      <w:numFmt w:val="bullet"/>
+      <w:lvlText w:val=""/>
+      <w:lvlJc w:val="left"/>
+      <w:pPr>
+        <w:tabs>
+          <w:tab w:val="num" w:pos="2160"/>
+        </w:tabs>
+        <w:ind w:left="2160" w:hanging="360"/>
+      </w:pPr>
+      <w:rPr>
+        <w:rFonts w:ascii="Wingdings" w:hAnsi="Wingdings" w:hint="default"/>
+        <w:sz w:val="20"/>
+      </w:rPr>
+    </w:lvl>
+    <w:lvl w:ilvl="3" w:tentative="1">
+      <w:start w:val="1"/>
+      <w:numFmt w:val="bullet"/>
+      <w:lvlText w:val=""/>
+      <w:lvlJc w:val="left"/>
+      <w:pPr>
+        <w:tabs>
+          <w:tab w:val="num" w:pos="2880"/>
+        </w:tabs>
+        <w:ind w:left="2880" w:hanging="360"/>
+      </w:pPr>
+      <w:rPr>
+        <w:rFonts w:ascii="Wingdings" w:hAnsi="Wingdings" w:hint="default"/>
+        <w:sz w:val="20"/>
+      </w:rPr>
+    </w:lvl>
+    <w:lvl w:ilvl="4" w:tentative="1">
+      <w:start w:val="1"/>
+      <w:numFmt w:val="bullet"/>
+      <w:lvlText w:val=""/>
+      <w:lvlJc w:val="left"/>
+      <w:pPr>
+        <w:tabs>
+          <w:tab w:val="num" w:pos="3600"/>
+        </w:tabs>
+        <w:ind w:left="3600" w:hanging="360"/>
+      </w:pPr>
+      <w:rPr>
+        <w:rFonts w:ascii="Wingdings" w:hAnsi="Wingdings" w:hint="default"/>
+        <w:sz w:val="20"/>
+      </w:rPr>
+    </w:lvl>
+    <w:lvl w:ilvl="5" w:tentative="1">
+      <w:start w:val="1"/>
+      <w:numFmt w:val="bullet"/>
+      <w:lvlText w:val=""/>
+      <w:lvlJc w:val="left"/>
+      <w:pPr>
+        <w:tabs>
+          <w:tab w:val="num" w:pos="4320"/>
+        </w:tabs>
+        <w:ind w:left="4320" w:hanging="360"/>
+      </w:pPr>
+      <w:rPr>
+        <w:rFonts w:ascii="Wingdings" w:hAnsi="Wingdings" w:hint="default"/>
+        <w:sz w:val="20"/>
+      </w:rPr>
+    </w:lvl>
+    <w:lvl w:ilvl="6" w:tentative="1">
+      <w:start w:val="1"/>
+      <w:numFmt w:val="bullet"/>
+      <w:lvlText w:val=""/>
+      <w:lvlJc w:val="left"/>
+      <w:pPr>
+        <w:tabs>
+          <w:tab w:val="num" w:pos="5040"/>
+        </w:tabs>
+        <w:ind w:left="5040" w:hanging="360"/>
+      </w:pPr>
+      <w:rPr>
+        <w:rFonts w:ascii="Wingdings" w:hAnsi="Wingdings" w:hint="default"/>
+        <w:sz w:val="20"/>
+      </w:rPr>
+    </w:lvl>
+    <w:lvl w:ilvl="7" w:tentative="1">
+      <w:start w:val="1"/>
+      <w:numFmt w:val="bullet"/>
+      <w:lvlText w:val=""/>
+      <w:lvlJc w:val="left"/>
+      <w:pPr>
+        <w:tabs>
+          <w:tab w:val="num" w:pos="5760"/>
+        </w:tabs>
+        <w:ind w:left="5760" w:hanging="360"/>
+      </w:pPr>
+      <w:rPr>
+        <w:rFonts w:ascii="Wingdings" w:hAnsi="Wingdings" w:hint="default"/>
+        <w:sz w:val="20"/>
+      </w:rPr>
+    </w:lvl>
+    <w:lvl w:ilvl="8" w:tentative="1">
+      <w:start w:val="1"/>
+      <w:numFmt w:val="bullet"/>
+      <w:lvlText w:val=""/>
+      <w:lvlJc w:val="left"/>
+      <w:pPr>
+        <w:tabs>
+          <w:tab w:val="num" w:pos="6480"/>
+        </w:tabs>
+        <w:ind w:left="6480" w:hanging="360"/>
+      </w:pPr>
+      <w:rPr>
+        <w:rFonts w:ascii="Wingdings" w:hAnsi="Wingdings" w:hint="default"/>
+        <w:sz w:val="20"/>
+      </w:rPr>
+    </w:lvl>
+  </w:abstractNum>
+  <w:abstractNum w:abstractNumId="19" w15:restartNumberingAfterBreak="0">
     <w:nsid w:val="6E6204A6"/>
     <w:multiLevelType w:val="hybridMultilevel"/>
     <w:tmpl w:val="353A6120"/>
@@ -2426,10 +3502,10 @@
     <w:abstractNumId w:val="0"/>
   </w:num>
   <w:num w:numId="14" w16cid:durableId="2005889437">
-    <w:abstractNumId w:val="12"/>
+    <w:abstractNumId w:val="14"/>
   </w:num>
   <w:num w:numId="15" w16cid:durableId="1536694426">
-    <w:abstractNumId w:val="12"/>
+    <w:abstractNumId w:val="14"/>
     <w:lvlOverride w:ilvl="0">
       <w:lvl w:ilvl="0">
         <w:start w:val="1"/>
@@ -2568,7 +3644,7 @@
     </w:lvlOverride>
   </w:num>
   <w:num w:numId="16" w16cid:durableId="1787237041">
-    <w:abstractNumId w:val="12"/>
+    <w:abstractNumId w:val="14"/>
     <w:lvlOverride w:ilvl="0">
       <w:lvl w:ilvl="0">
         <w:start w:val="1"/>
@@ -2707,7 +3783,7 @@
     </w:lvlOverride>
   </w:num>
   <w:num w:numId="17" w16cid:durableId="516122450">
-    <w:abstractNumId w:val="12"/>
+    <w:abstractNumId w:val="14"/>
     <w:lvlOverride w:ilvl="0">
       <w:lvl w:ilvl="0">
         <w:start w:val="1"/>
@@ -2846,7 +3922,7 @@
     </w:lvlOverride>
   </w:num>
   <w:num w:numId="18" w16cid:durableId="224146044">
-    <w:abstractNumId w:val="12"/>
+    <w:abstractNumId w:val="14"/>
     <w:lvlOverride w:ilvl="0">
       <w:lvl w:ilvl="0">
         <w:start w:val="1"/>
@@ -2985,7 +4061,7 @@
     </w:lvlOverride>
   </w:num>
   <w:num w:numId="19" w16cid:durableId="351304708">
-    <w:abstractNumId w:val="13"/>
+    <w:abstractNumId w:val="15"/>
   </w:num>
   <w:num w:numId="20" w16cid:durableId="1070812929">
     <w:abstractNumId w:val="11"/>
@@ -2994,19 +4070,28 @@
     <w:abstractNumId w:val="10"/>
   </w:num>
   <w:num w:numId="22" w16cid:durableId="1317225068">
-    <w:abstractNumId w:val="15"/>
+    <w:abstractNumId w:val="17"/>
   </w:num>
   <w:num w:numId="23" w16cid:durableId="1044988911">
+    <w:abstractNumId w:val="19"/>
+  </w:num>
+  <w:num w:numId="24" w16cid:durableId="649600577">
     <w:abstractNumId w:val="16"/>
   </w:num>
-  <w:num w:numId="24" w16cid:durableId="649600577">
-    <w:abstractNumId w:val="14"/>
+  <w:num w:numId="25" w16cid:durableId="1120299891">
+    <w:abstractNumId w:val="13"/>
+  </w:num>
+  <w:num w:numId="26" w16cid:durableId="544370635">
+    <w:abstractNumId w:val="18"/>
+  </w:num>
+  <w:num w:numId="27" w16cid:durableId="1881165940">
+    <w:abstractNumId w:val="12"/>
   </w:num>
 </w:numbering>
 </file>
 
 <file path=word/styles.xml><?xml version="1.0" encoding="utf-8"?>
-<w:styles xmlns:mc="http://schemas.openxmlformats.org/markup-compatibility/2006" xmlns:r="http://schemas.openxmlformats.org/officeDocument/2006/relationships" xmlns:w="http://schemas.openxmlformats.org/wordprocessingml/2006/main" xmlns:w14="http://schemas.microsoft.com/office/word/2010/wordml" xmlns:w15="http://schemas.microsoft.com/office/word/2012/wordml" xmlns:w16cex="http://schemas.microsoft.com/office/word/2018/wordml/cex" xmlns:w16cid="http://schemas.microsoft.com/office/word/2016/wordml/cid" xmlns:w16="http://schemas.microsoft.com/office/word/2018/wordml" xmlns:w16du="http://schemas.microsoft.com/office/word/2023/wordml/word16du" xmlns:w16sdtdh="http://schemas.microsoft.com/office/word/2020/wordml/sdtdatahash" xmlns:w16se="http://schemas.microsoft.com/office/word/2015/wordml/symex" mc:Ignorable="w14 w15 w16se w16cid w16 w16cex w16sdtdh w16du">
+<w:styles xmlns:mc="http://schemas.openxmlformats.org/markup-compatibility/2006" xmlns:r="http://schemas.openxmlformats.org/officeDocument/2006/relationships" xmlns:w="http://schemas.openxmlformats.org/wordprocessingml/2006/main" xmlns:w14="http://schemas.microsoft.com/office/word/2010/wordml" xmlns:w15="http://schemas.microsoft.com/office/word/2012/wordml" xmlns:w16cex="http://schemas.microsoft.com/office/word/2018/wordml/cex" xmlns:w16cid="http://schemas.microsoft.com/office/word/2016/wordml/cid" xmlns:w16="http://schemas.microsoft.com/office/word/2018/wordml" xmlns:w16du="http://schemas.microsoft.com/office/word/2023/wordml/word16du" xmlns:w16sdtdh="http://schemas.microsoft.com/office/word/2020/wordml/sdtdatahash" xmlns:w16sdtfl="http://schemas.microsoft.com/office/word/2024/wordml/sdtformatlock" xmlns:w16se="http://schemas.microsoft.com/office/word/2015/wordml/symex" mc:Ignorable="w14 w15 w16se w16cid w16 w16cex w16sdtdh w16sdtfl w16du">
   <w:docDefaults>
     <w:rPrDefault>
       <w:rPr>
@@ -6844,7 +7929,6 @@
     <w:name w:val="Emphasis"/>
     <w:basedOn w:val="Fontepargpadro"/>
     <w:uiPriority w:val="20"/>
-    <w:semiHidden/>
     <w:unhideWhenUsed/>
     <w:qFormat/>
     <w:rsid w:val="00CC75DB"/>
@@ -25037,7 +26121,6 @@
     <w:name w:val="Strong"/>
     <w:basedOn w:val="Fontepargpadro"/>
     <w:uiPriority w:val="22"/>
-    <w:semiHidden/>
     <w:unhideWhenUsed/>
     <w:qFormat/>
     <w:rsid w:val="00CC75DB"/>
@@ -28604,4 +29687,16 @@
     </a:ext>
   </a:extLst>
 </a:theme>
+</file>
+
+<file path=customXml/item1.xml><?xml version="1.0" encoding="utf-8"?>
+<b:Sources xmlns:b="http://schemas.openxmlformats.org/officeDocument/2006/bibliography" xmlns="http://schemas.openxmlformats.org/officeDocument/2006/bibliography" SelectedStyle="\APASixthEditionOfficeOnline.xsl" StyleName="APA" Version="6"/>
+</file>
+
+<file path=customXml/itemProps1.xml><?xml version="1.0" encoding="utf-8"?>
+<ds:datastoreItem xmlns:ds="http://schemas.openxmlformats.org/officeDocument/2006/customXml" ds:itemID="{DF9BBF7F-640D-40FA-8574-668D01145F75}">
+  <ds:schemaRefs>
+    <ds:schemaRef ds:uri="http://schemas.openxmlformats.org/officeDocument/2006/bibliography"/>
+  </ds:schemaRefs>
+</ds:datastoreItem>
 </file>